--- a/docs/sample-docs/全球优选_产品手册.docx
+++ b/docs/sample-docs/全球优选_产品手册.docx
@@ -7,564 +7,5513 @@
         <w:pStyle w:val="Heading1"/>
       </w:pPr>
       <w:r>
-        <w:rPr>
-          <w:b/>
-          <w:sz w:val="40"/>
-        </w:rPr>
         <w:t>全球优选 · 跨境电商产品手册</w:t>
       </w:r>
     </w:p>
-    <w:p/>
-    <w:p>
-      <w:pPr>
-        <w:ind w:left="567"/>
-      </w:pPr>
-      <w:r>
-        <w:rPr>
-          <w:i/>
-          <w:color w:val="646464"/>
-        </w:rPr>
-        <w:t>版本 v2.3 | 2026年7月更新 | 内部资料，请勿外传</w:t>
-      </w:r>
-    </w:p>
-    <w:p/>
-    <w:p>
-      <w:r>
-        <w:t>────────────────────────────────────────────────────────────</w:t>
-      </w:r>
-    </w:p>
-    <w:p/>
+    <w:tbl>
+      <w:tblPr>
+        <w:tblStyle w:val="TableGrid"/>
+        <w:tblW w:type="auto" w:w="0"/>
+        <w:tblLook w:firstColumn="1" w:firstRow="1" w:lastColumn="0" w:lastRow="0" w:noHBand="0" w:noVBand="1" w:val="04A0"/>
+      </w:tblPr>
+      <w:tblGrid>
+        <w:gridCol w:w="4320"/>
+        <w:gridCol w:w="4320"/>
+      </w:tblGrid>
+      <w:tr>
+        <w:tc>
+          <w:tcPr>
+            <w:tcW w:type="dxa" w:w="4320"/>
+          </w:tcPr>
+          <w:p>
+            <w:r>
+              <w:rPr>
+                <w:b/>
+                <w:sz w:val="18"/>
+              </w:rPr>
+              <w:t>文档控制项</w:t>
+            </w:r>
+          </w:p>
+        </w:tc>
+        <w:tc>
+          <w:tcPr>
+            <w:tcW w:type="dxa" w:w="4320"/>
+          </w:tcPr>
+          <w:p>
+            <w:r>
+              <w:rPr>
+                <w:b/>
+                <w:sz w:val="18"/>
+              </w:rPr>
+              <w:t>内容</w:t>
+            </w:r>
+          </w:p>
+        </w:tc>
+      </w:tr>
+      <w:tr>
+        <w:tc>
+          <w:tcPr>
+            <w:tcW w:type="dxa" w:w="4320"/>
+          </w:tcPr>
+          <w:p>
+            <w:r>
+              <w:rPr>
+                <w:b w:val="0"/>
+                <w:sz w:val="18"/>
+              </w:rPr>
+              <w:t>文件编号</w:t>
+            </w:r>
+          </w:p>
+        </w:tc>
+        <w:tc>
+          <w:tcPr>
+            <w:tcW w:type="dxa" w:w="4320"/>
+          </w:tcPr>
+          <w:p>
+            <w:r>
+              <w:rPr>
+                <w:b w:val="0"/>
+                <w:sz w:val="18"/>
+              </w:rPr>
+              <w:t>DOC-PRD-2026-001</w:t>
+            </w:r>
+          </w:p>
+        </w:tc>
+      </w:tr>
+      <w:tr>
+        <w:tc>
+          <w:tcPr>
+            <w:tcW w:type="dxa" w:w="4320"/>
+          </w:tcPr>
+          <w:p>
+            <w:r>
+              <w:rPr>
+                <w:b w:val="0"/>
+                <w:sz w:val="18"/>
+              </w:rPr>
+              <w:t>版本号</w:t>
+            </w:r>
+          </w:p>
+        </w:tc>
+        <w:tc>
+          <w:tcPr>
+            <w:tcW w:type="dxa" w:w="4320"/>
+          </w:tcPr>
+          <w:p>
+            <w:r>
+              <w:rPr>
+                <w:b w:val="0"/>
+                <w:sz w:val="18"/>
+              </w:rPr>
+              <w:t>v2.4</w:t>
+            </w:r>
+          </w:p>
+        </w:tc>
+      </w:tr>
+      <w:tr>
+        <w:tc>
+          <w:tcPr>
+            <w:tcW w:type="dxa" w:w="4320"/>
+          </w:tcPr>
+          <w:p>
+            <w:r>
+              <w:rPr>
+                <w:b w:val="0"/>
+                <w:sz w:val="18"/>
+              </w:rPr>
+              <w:t>生效日期</w:t>
+            </w:r>
+          </w:p>
+        </w:tc>
+        <w:tc>
+          <w:tcPr>
+            <w:tcW w:type="dxa" w:w="4320"/>
+          </w:tcPr>
+          <w:p>
+            <w:r>
+              <w:rPr>
+                <w:b w:val="0"/>
+                <w:sz w:val="18"/>
+              </w:rPr>
+              <w:t>2026-07-01</w:t>
+            </w:r>
+          </w:p>
+        </w:tc>
+      </w:tr>
+      <w:tr>
+        <w:tc>
+          <w:tcPr>
+            <w:tcW w:type="dxa" w:w="4320"/>
+          </w:tcPr>
+          <w:p>
+            <w:r>
+              <w:rPr>
+                <w:b w:val="0"/>
+                <w:sz w:val="18"/>
+              </w:rPr>
+              <w:t>密级</w:t>
+            </w:r>
+          </w:p>
+        </w:tc>
+        <w:tc>
+          <w:tcPr>
+            <w:tcW w:type="dxa" w:w="4320"/>
+          </w:tcPr>
+          <w:p>
+            <w:r>
+              <w:rPr>
+                <w:b w:val="0"/>
+                <w:sz w:val="18"/>
+              </w:rPr>
+              <w:t>内部（限公司员工及签约供应商查阅）</w:t>
+            </w:r>
+          </w:p>
+        </w:tc>
+      </w:tr>
+      <w:tr>
+        <w:tc>
+          <w:tcPr>
+            <w:tcW w:type="dxa" w:w="4320"/>
+          </w:tcPr>
+          <w:p>
+            <w:r>
+              <w:rPr>
+                <w:b w:val="0"/>
+                <w:sz w:val="18"/>
+              </w:rPr>
+              <w:t>受控状态</w:t>
+            </w:r>
+          </w:p>
+        </w:tc>
+        <w:tc>
+          <w:tcPr>
+            <w:tcW w:type="dxa" w:w="4320"/>
+          </w:tcPr>
+          <w:p>
+            <w:r>
+              <w:rPr>
+                <w:b w:val="0"/>
+                <w:sz w:val="18"/>
+              </w:rPr>
+              <w:t>受控文件，未经许可不得外传、复制或摘录</w:t>
+            </w:r>
+          </w:p>
+        </w:tc>
+      </w:tr>
+      <w:tr>
+        <w:tc>
+          <w:tcPr>
+            <w:tcW w:type="dxa" w:w="4320"/>
+          </w:tcPr>
+          <w:p>
+            <w:r>
+              <w:rPr>
+                <w:b w:val="0"/>
+                <w:sz w:val="18"/>
+              </w:rPr>
+              <w:t>编制部门</w:t>
+            </w:r>
+          </w:p>
+        </w:tc>
+        <w:tc>
+          <w:tcPr>
+            <w:tcW w:type="dxa" w:w="4320"/>
+          </w:tcPr>
+          <w:p>
+            <w:r>
+              <w:rPr>
+                <w:b w:val="0"/>
+                <w:sz w:val="18"/>
+              </w:rPr>
+              <w:t>产品部</w:t>
+            </w:r>
+          </w:p>
+        </w:tc>
+      </w:tr>
+      <w:tr>
+        <w:tc>
+          <w:tcPr>
+            <w:tcW w:type="dxa" w:w="4320"/>
+          </w:tcPr>
+          <w:p>
+            <w:r>
+              <w:rPr>
+                <w:b w:val="0"/>
+                <w:sz w:val="18"/>
+              </w:rPr>
+              <w:t>审核</w:t>
+            </w:r>
+          </w:p>
+        </w:tc>
+        <w:tc>
+          <w:tcPr>
+            <w:tcW w:type="dxa" w:w="4320"/>
+          </w:tcPr>
+          <w:p>
+            <w:r>
+              <w:rPr>
+                <w:b w:val="0"/>
+                <w:sz w:val="18"/>
+              </w:rPr>
+              <w:t>运营中心 · 陈××</w:t>
+            </w:r>
+          </w:p>
+        </w:tc>
+      </w:tr>
+      <w:tr>
+        <w:tc>
+          <w:tcPr>
+            <w:tcW w:type="dxa" w:w="4320"/>
+          </w:tcPr>
+          <w:p>
+            <w:r>
+              <w:rPr>
+                <w:b w:val="0"/>
+                <w:sz w:val="18"/>
+              </w:rPr>
+              <w:t>批准</w:t>
+            </w:r>
+          </w:p>
+        </w:tc>
+        <w:tc>
+          <w:tcPr>
+            <w:tcW w:type="dxa" w:w="4320"/>
+          </w:tcPr>
+          <w:p>
+            <w:r>
+              <w:rPr>
+                <w:b w:val="0"/>
+                <w:sz w:val="18"/>
+              </w:rPr>
+              <w:t>总经理 · 张××</w:t>
+            </w:r>
+          </w:p>
+        </w:tc>
+      </w:tr>
+      <w:tr>
+        <w:tc>
+          <w:tcPr>
+            <w:tcW w:type="dxa" w:w="4320"/>
+          </w:tcPr>
+          <w:p>
+            <w:r>
+              <w:rPr>
+                <w:b w:val="0"/>
+                <w:sz w:val="18"/>
+              </w:rPr>
+              <w:t>复审周期</w:t>
+            </w:r>
+          </w:p>
+        </w:tc>
+        <w:tc>
+          <w:tcPr>
+            <w:tcW w:type="dxa" w:w="4320"/>
+          </w:tcPr>
+          <w:p>
+            <w:r>
+              <w:rPr>
+                <w:b w:val="0"/>
+                <w:sz w:val="18"/>
+              </w:rPr>
+              <w:t>每 6 个月，或重大产品线调整时即时修订</w:t>
+            </w:r>
+          </w:p>
+        </w:tc>
+      </w:tr>
+    </w:tbl>
     <w:p>
       <w:pPr>
         <w:pStyle w:val="Heading2"/>
       </w:pPr>
       <w:r>
-        <w:rPr>
-          <w:b/>
-          <w:sz w:val="32"/>
-        </w:rPr>
-        <w:t>一、品牌概览</w:t>
+        <w:t>修订记录</w:t>
       </w:r>
     </w:p>
-    <w:p/>
-    <w:p>
-      <w:r>
-        <w:t>GLOBEST — 专注生活美学配件的跨境品牌，覆盖北美、欧洲、日本三大市场。主营类目：</w:t>
-      </w:r>
-    </w:p>
-    <w:p/>
-    <w:p>
-      <w:r>
-        <w:t>类目  |  品牌线  |  定位  |  主力市场</w:t>
-      </w:r>
-    </w:p>
-    <w:p>
-      <w:r>
-        <w:t>皮具  |  GLOBEST Leather  |  轻奢商务  |  北美、欧洲</w:t>
-      </w:r>
-    </w:p>
-    <w:p>
-      <w:r>
-        <w:t>杯具  |  HYDRONEST  |  运动时尚  |  全球</w:t>
-      </w:r>
-    </w:p>
-    <w:p>
-      <w:r>
-        <w:t>帽饰  |  TOPFORM  |  潮流快反  |  日本、北美</w:t>
-      </w:r>
-    </w:p>
-    <w:p/>
-    <w:p>
-      <w:r>
-        <w:t>────────────────────────────────────────────────────────────</w:t>
-      </w:r>
-    </w:p>
-    <w:p/>
+    <w:tbl>
+      <w:tblPr>
+        <w:tblStyle w:val="TableGrid"/>
+        <w:tblW w:type="auto" w:w="0"/>
+        <w:tblLook w:firstColumn="1" w:firstRow="1" w:lastColumn="0" w:lastRow="0" w:noHBand="0" w:noVBand="1" w:val="04A0"/>
+      </w:tblPr>
+      <w:tblGrid>
+        <w:gridCol w:w="1728"/>
+        <w:gridCol w:w="1728"/>
+        <w:gridCol w:w="1728"/>
+        <w:gridCol w:w="1728"/>
+        <w:gridCol w:w="1728"/>
+      </w:tblGrid>
+      <w:tr>
+        <w:tc>
+          <w:tcPr>
+            <w:tcW w:type="dxa" w:w="1728"/>
+          </w:tcPr>
+          <w:p>
+            <w:r>
+              <w:rPr>
+                <w:b/>
+                <w:sz w:val="18"/>
+              </w:rPr>
+              <w:t>版本</w:t>
+            </w:r>
+          </w:p>
+        </w:tc>
+        <w:tc>
+          <w:tcPr>
+            <w:tcW w:type="dxa" w:w="1728"/>
+          </w:tcPr>
+          <w:p>
+            <w:r>
+              <w:rPr>
+                <w:b/>
+                <w:sz w:val="18"/>
+              </w:rPr>
+              <w:t>日期</w:t>
+            </w:r>
+          </w:p>
+        </w:tc>
+        <w:tc>
+          <w:tcPr>
+            <w:tcW w:type="dxa" w:w="1728"/>
+          </w:tcPr>
+          <w:p>
+            <w:r>
+              <w:rPr>
+                <w:b/>
+                <w:sz w:val="18"/>
+              </w:rPr>
+              <w:t>修订内容</w:t>
+            </w:r>
+          </w:p>
+        </w:tc>
+        <w:tc>
+          <w:tcPr>
+            <w:tcW w:type="dxa" w:w="1728"/>
+          </w:tcPr>
+          <w:p>
+            <w:r>
+              <w:rPr>
+                <w:b/>
+                <w:sz w:val="18"/>
+              </w:rPr>
+              <w:t>编制</w:t>
+            </w:r>
+          </w:p>
+        </w:tc>
+        <w:tc>
+          <w:tcPr>
+            <w:tcW w:type="dxa" w:w="1728"/>
+          </w:tcPr>
+          <w:p>
+            <w:r>
+              <w:rPr>
+                <w:b/>
+                <w:sz w:val="18"/>
+              </w:rPr>
+              <w:t>批准</w:t>
+            </w:r>
+          </w:p>
+        </w:tc>
+      </w:tr>
+      <w:tr>
+        <w:tc>
+          <w:tcPr>
+            <w:tcW w:type="dxa" w:w="1728"/>
+          </w:tcPr>
+          <w:p>
+            <w:r>
+              <w:rPr>
+                <w:b w:val="0"/>
+                <w:sz w:val="18"/>
+              </w:rPr>
+              <w:t>v1.0</w:t>
+            </w:r>
+          </w:p>
+        </w:tc>
+        <w:tc>
+          <w:tcPr>
+            <w:tcW w:type="dxa" w:w="1728"/>
+          </w:tcPr>
+          <w:p>
+            <w:r>
+              <w:rPr>
+                <w:b w:val="0"/>
+                <w:sz w:val="18"/>
+              </w:rPr>
+              <w:t>2024-03-01</w:t>
+            </w:r>
+          </w:p>
+        </w:tc>
+        <w:tc>
+          <w:tcPr>
+            <w:tcW w:type="dxa" w:w="1728"/>
+          </w:tcPr>
+          <w:p>
+            <w:r>
+              <w:rPr>
+                <w:b w:val="0"/>
+                <w:sz w:val="18"/>
+              </w:rPr>
+              <w:t>首次发布</w:t>
+            </w:r>
+          </w:p>
+        </w:tc>
+        <w:tc>
+          <w:tcPr>
+            <w:tcW w:type="dxa" w:w="1728"/>
+          </w:tcPr>
+          <w:p>
+            <w:r>
+              <w:rPr>
+                <w:b w:val="0"/>
+                <w:sz w:val="18"/>
+              </w:rPr>
+              <w:t>产品部</w:t>
+            </w:r>
+          </w:p>
+        </w:tc>
+        <w:tc>
+          <w:tcPr>
+            <w:tcW w:type="dxa" w:w="1728"/>
+          </w:tcPr>
+          <w:p>
+            <w:r>
+              <w:rPr>
+                <w:b w:val="0"/>
+                <w:sz w:val="18"/>
+              </w:rPr>
+              <w:t>张××</w:t>
+            </w:r>
+          </w:p>
+        </w:tc>
+      </w:tr>
+      <w:tr>
+        <w:tc>
+          <w:tcPr>
+            <w:tcW w:type="dxa" w:w="1728"/>
+          </w:tcPr>
+          <w:p>
+            <w:r>
+              <w:rPr>
+                <w:b w:val="0"/>
+                <w:sz w:val="18"/>
+              </w:rPr>
+              <w:t>v2.0</w:t>
+            </w:r>
+          </w:p>
+        </w:tc>
+        <w:tc>
+          <w:tcPr>
+            <w:tcW w:type="dxa" w:w="1728"/>
+          </w:tcPr>
+          <w:p>
+            <w:r>
+              <w:rPr>
+                <w:b w:val="0"/>
+                <w:sz w:val="18"/>
+              </w:rPr>
+              <w:t>2025-01-01</w:t>
+            </w:r>
+          </w:p>
+        </w:tc>
+        <w:tc>
+          <w:tcPr>
+            <w:tcW w:type="dxa" w:w="1728"/>
+          </w:tcPr>
+          <w:p>
+            <w:r>
+              <w:rPr>
+                <w:b w:val="0"/>
+                <w:sz w:val="18"/>
+              </w:rPr>
+              <w:t>新增第五章；修订第三章、第四章</w:t>
+            </w:r>
+          </w:p>
+        </w:tc>
+        <w:tc>
+          <w:tcPr>
+            <w:tcW w:type="dxa" w:w="1728"/>
+          </w:tcPr>
+          <w:p>
+            <w:r>
+              <w:rPr>
+                <w:b w:val="0"/>
+                <w:sz w:val="18"/>
+              </w:rPr>
+              <w:t>产品部</w:t>
+            </w:r>
+          </w:p>
+        </w:tc>
+        <w:tc>
+          <w:tcPr>
+            <w:tcW w:type="dxa" w:w="1728"/>
+          </w:tcPr>
+          <w:p>
+            <w:r>
+              <w:rPr>
+                <w:b w:val="0"/>
+                <w:sz w:val="18"/>
+              </w:rPr>
+              <w:t>张××</w:t>
+            </w:r>
+          </w:p>
+        </w:tc>
+      </w:tr>
+      <w:tr>
+        <w:tc>
+          <w:tcPr>
+            <w:tcW w:type="dxa" w:w="1728"/>
+          </w:tcPr>
+          <w:p>
+            <w:r>
+              <w:rPr>
+                <w:b w:val="0"/>
+                <w:sz w:val="18"/>
+              </w:rPr>
+              <w:t>v2.1</w:t>
+            </w:r>
+          </w:p>
+        </w:tc>
+        <w:tc>
+          <w:tcPr>
+            <w:tcW w:type="dxa" w:w="1728"/>
+          </w:tcPr>
+          <w:p>
+            <w:r>
+              <w:rPr>
+                <w:b w:val="0"/>
+                <w:sz w:val="18"/>
+              </w:rPr>
+              <w:t>2025-07-01</w:t>
+            </w:r>
+          </w:p>
+        </w:tc>
+        <w:tc>
+          <w:tcPr>
+            <w:tcW w:type="dxa" w:w="1728"/>
+          </w:tcPr>
+          <w:p>
+            <w:r>
+              <w:rPr>
+                <w:b w:val="0"/>
+                <w:sz w:val="18"/>
+              </w:rPr>
+              <w:t>新增第六章、第七章</w:t>
+            </w:r>
+          </w:p>
+        </w:tc>
+        <w:tc>
+          <w:tcPr>
+            <w:tcW w:type="dxa" w:w="1728"/>
+          </w:tcPr>
+          <w:p>
+            <w:r>
+              <w:rPr>
+                <w:b w:val="0"/>
+                <w:sz w:val="18"/>
+              </w:rPr>
+              <w:t>产品部</w:t>
+            </w:r>
+          </w:p>
+        </w:tc>
+        <w:tc>
+          <w:tcPr>
+            <w:tcW w:type="dxa" w:w="1728"/>
+          </w:tcPr>
+          <w:p>
+            <w:r>
+              <w:rPr>
+                <w:b w:val="0"/>
+                <w:sz w:val="18"/>
+              </w:rPr>
+              <w:t>张××</w:t>
+            </w:r>
+          </w:p>
+        </w:tc>
+      </w:tr>
+      <w:tr>
+        <w:tc>
+          <w:tcPr>
+            <w:tcW w:type="dxa" w:w="1728"/>
+          </w:tcPr>
+          <w:p>
+            <w:r>
+              <w:rPr>
+                <w:b w:val="0"/>
+                <w:sz w:val="18"/>
+              </w:rPr>
+              <w:t>v2.2</w:t>
+            </w:r>
+          </w:p>
+        </w:tc>
+        <w:tc>
+          <w:tcPr>
+            <w:tcW w:type="dxa" w:w="1728"/>
+          </w:tcPr>
+          <w:p>
+            <w:r>
+              <w:rPr>
+                <w:b w:val="0"/>
+                <w:sz w:val="18"/>
+              </w:rPr>
+              <w:t>2026-01-01</w:t>
+            </w:r>
+          </w:p>
+        </w:tc>
+        <w:tc>
+          <w:tcPr>
+            <w:tcW w:type="dxa" w:w="1728"/>
+          </w:tcPr>
+          <w:p>
+            <w:r>
+              <w:rPr>
+                <w:b w:val="0"/>
+                <w:sz w:val="18"/>
+              </w:rPr>
+              <w:t>修订第四章</w:t>
+            </w:r>
+          </w:p>
+        </w:tc>
+        <w:tc>
+          <w:tcPr>
+            <w:tcW w:type="dxa" w:w="1728"/>
+          </w:tcPr>
+          <w:p>
+            <w:r>
+              <w:rPr>
+                <w:b w:val="0"/>
+                <w:sz w:val="18"/>
+              </w:rPr>
+              <w:t>产品部</w:t>
+            </w:r>
+          </w:p>
+        </w:tc>
+        <w:tc>
+          <w:tcPr>
+            <w:tcW w:type="dxa" w:w="1728"/>
+          </w:tcPr>
+          <w:p>
+            <w:r>
+              <w:rPr>
+                <w:b w:val="0"/>
+                <w:sz w:val="18"/>
+              </w:rPr>
+              <w:t>张××</w:t>
+            </w:r>
+          </w:p>
+        </w:tc>
+      </w:tr>
+      <w:tr>
+        <w:tc>
+          <w:tcPr>
+            <w:tcW w:type="dxa" w:w="1728"/>
+          </w:tcPr>
+          <w:p>
+            <w:r>
+              <w:rPr>
+                <w:b w:val="0"/>
+                <w:sz w:val="18"/>
+              </w:rPr>
+              <w:t>v2.3</w:t>
+            </w:r>
+          </w:p>
+        </w:tc>
+        <w:tc>
+          <w:tcPr>
+            <w:tcW w:type="dxa" w:w="1728"/>
+          </w:tcPr>
+          <w:p>
+            <w:r>
+              <w:rPr>
+                <w:b w:val="0"/>
+                <w:sz w:val="18"/>
+              </w:rPr>
+              <w:t>2026-04-01</w:t>
+            </w:r>
+          </w:p>
+        </w:tc>
+        <w:tc>
+          <w:tcPr>
+            <w:tcW w:type="dxa" w:w="1728"/>
+          </w:tcPr>
+          <w:p>
+            <w:r>
+              <w:rPr>
+                <w:b w:val="0"/>
+                <w:sz w:val="18"/>
+              </w:rPr>
+              <w:t>新增 4.3 节</w:t>
+            </w:r>
+          </w:p>
+        </w:tc>
+        <w:tc>
+          <w:tcPr>
+            <w:tcW w:type="dxa" w:w="1728"/>
+          </w:tcPr>
+          <w:p>
+            <w:r>
+              <w:rPr>
+                <w:b w:val="0"/>
+                <w:sz w:val="18"/>
+              </w:rPr>
+              <w:t>产品部</w:t>
+            </w:r>
+          </w:p>
+        </w:tc>
+        <w:tc>
+          <w:tcPr>
+            <w:tcW w:type="dxa" w:w="1728"/>
+          </w:tcPr>
+          <w:p>
+            <w:r>
+              <w:rPr>
+                <w:b w:val="0"/>
+                <w:sz w:val="18"/>
+              </w:rPr>
+              <w:t>张××</w:t>
+            </w:r>
+          </w:p>
+        </w:tc>
+      </w:tr>
+      <w:tr>
+        <w:tc>
+          <w:tcPr>
+            <w:tcW w:type="dxa" w:w="1728"/>
+          </w:tcPr>
+          <w:p>
+            <w:r>
+              <w:rPr>
+                <w:b w:val="0"/>
+                <w:sz w:val="18"/>
+              </w:rPr>
+              <w:t>v2.4</w:t>
+            </w:r>
+          </w:p>
+        </w:tc>
+        <w:tc>
+          <w:tcPr>
+            <w:tcW w:type="dxa" w:w="1728"/>
+          </w:tcPr>
+          <w:p>
+            <w:r>
+              <w:rPr>
+                <w:b w:val="0"/>
+                <w:sz w:val="18"/>
+              </w:rPr>
+              <w:t>2026-07-01</w:t>
+            </w:r>
+          </w:p>
+        </w:tc>
+        <w:tc>
+          <w:tcPr>
+            <w:tcW w:type="dxa" w:w="1728"/>
+          </w:tcPr>
+          <w:p>
+            <w:r>
+              <w:rPr>
+                <w:b w:val="0"/>
+                <w:sz w:val="18"/>
+              </w:rPr>
+              <w:t>按公司统一文档模板重构章节编号与文档控制项</w:t>
+            </w:r>
+          </w:p>
+        </w:tc>
+        <w:tc>
+          <w:tcPr>
+            <w:tcW w:type="dxa" w:w="1728"/>
+          </w:tcPr>
+          <w:p>
+            <w:r>
+              <w:rPr>
+                <w:b w:val="0"/>
+                <w:sz w:val="18"/>
+              </w:rPr>
+              <w:t>产品部</w:t>
+            </w:r>
+          </w:p>
+        </w:tc>
+        <w:tc>
+          <w:tcPr>
+            <w:tcW w:type="dxa" w:w="1728"/>
+          </w:tcPr>
+          <w:p>
+            <w:r>
+              <w:rPr>
+                <w:b w:val="0"/>
+                <w:sz w:val="18"/>
+              </w:rPr>
+              <w:t>张××</w:t>
+            </w:r>
+          </w:p>
+        </w:tc>
+      </w:tr>
+    </w:tbl>
     <w:p>
       <w:pPr>
         <w:pStyle w:val="Heading2"/>
       </w:pPr>
       <w:r>
-        <w:rPr>
-          <w:b/>
-          <w:sz w:val="32"/>
-        </w:rPr>
-        <w:t>二、皮具产品线</w:t>
+        <w:t>第一章 目的与适用范围</w:t>
       </w:r>
     </w:p>
-    <w:p/>
     <w:p>
       <w:pPr>
         <w:pStyle w:val="Heading3"/>
       </w:pPr>
       <w:r>
-        <w:rPr>
-          <w:b/>
-          <w:sz w:val="26"/>
-        </w:rPr>
-        <w:t>2.1 男士商务系列（GB-M）</w:t>
-      </w:r>
-    </w:p>
-    <w:p/>
-    <w:p>
-      <w:r>
-        <w:t>SKU  |  品名  |  材质  |  尺寸 (cm)  |  出厂价 (¥)  |  零售价 ($)  |  MOQ</w:t>
+        <w:t>1.1 目的</w:t>
       </w:r>
     </w:p>
     <w:p>
       <w:r>
-        <w:t>GB-M001  |  经典双扣公文包  |  头层牛皮  |  40×30×12  |  285  |  89.99  |  50</w:t>
+        <w:t>统一全公司产品线的对外口径与内部执行标准，使选品、定价、采购、质检、销售、客服各环节对同一产品有同一套描述与同一组指标，避免因口径不一致造成对外承诺与对内执行脱节。</w:t>
       </w:r>
     </w:p>
-    <w:p>
-      <w:r>
-        <w:t>GB-M002  |  极简磁吸手提包  |  头层牛皮  |  38×28×10  |  245  |  79.99  |  50</w:t>
-      </w:r>
-    </w:p>
-    <w:p>
-      <w:r>
-        <w:t>GB-M003  |  复古邮差包  |  疯马皮  |  36×26×11  |  268  |  85.99  |  30</w:t>
-      </w:r>
-    </w:p>
-    <w:p>
-      <w:r>
-        <w:t>GB-M004  |  多功能双肩包  |  二层牛皮+帆布  |  44×30×16  |  198  |  69.99  |  100</w:t>
-      </w:r>
-    </w:p>
-    <w:p>
-      <w:r>
-        <w:t>GB-M005  |  轻薄卡片夹  |  小羊皮  |  10×7.5×1  |  45  |  24.99  |  200</w:t>
-      </w:r>
-    </w:p>
-    <w:p/>
     <w:p>
       <w:pPr>
         <w:pStyle w:val="Heading3"/>
       </w:pPr>
       <w:r>
-        <w:rPr>
-          <w:b/>
-          <w:sz w:val="26"/>
-        </w:rPr>
-        <w:t>2.2 女士时尚系列（GB-W）</w:t>
-      </w:r>
-    </w:p>
-    <w:p/>
-    <w:p>
-      <w:r>
-        <w:t>SKU  |  品名  |  材质  |  尺寸 (cm)  |  出厂价 (¥)  |  零售价 ($)  |  MOQ</w:t>
+        <w:t>1.2 适用范围</w:t>
       </w:r>
     </w:p>
     <w:p>
       <w:r>
-        <w:t>GB-W001  |  链条斜挎小方包  |  小羊皮  |  20×14×6  |  168  |  59.99  |  50</w:t>
+        <w:t>适用于公司全部自营产品线（皮具、杯具、帽饰）及其 OEM/ODM 代工产品。供应商侧的技术要求另见《全球优选 · 供应商管理制度》；售后判责与退换货口径另见《全球优选 · 跨境售后与退换货政策》；入仓后的物流操作另见《全球优选 · 跨境物流操作指南》。</w:t>
       </w:r>
     </w:p>
-    <w:p>
-      <w:r>
-        <w:t>GB-W002  |  通勤托特大包  |  头层牛皮  |  42×30×14  |  315  |  99.99  |  30</w:t>
-      </w:r>
-    </w:p>
-    <w:p>
-      <w:r>
-        <w:t>GB-W003  |  马鞍包  |  植鞣皮  |  22×18×8  |  228  |  75.99  |  50</w:t>
-      </w:r>
-    </w:p>
-    <w:p>
-      <w:r>
-        <w:t>GB-W004  |  法棍腋下包  |  鳄鱼纹牛皮  |  26×14×5  |  185  |  64.99  |  50</w:t>
-      </w:r>
-    </w:p>
-    <w:p>
-      <w:r>
-        <w:t>GB-W005  |  折叠卡包零钱包  |  荔枝纹牛皮  |  12×9×2  |  68  |  29.99  |  200</w:t>
-      </w:r>
-    </w:p>
-    <w:p/>
     <w:p>
       <w:pPr>
         <w:pStyle w:val="Heading3"/>
       </w:pPr>
       <w:r>
-        <w:rPr>
-          <w:b/>
-          <w:sz w:val="26"/>
-        </w:rPr>
-        <w:t>2.3 皮具质检标准</w:t>
-      </w:r>
-    </w:p>
-    <w:p/>
-    <w:p>
-      <w:r>
-        <w:t>- 皮面: 无明显虫疤、血筋、松面。允许≤2处直径小于3mm的自然纹理差异</w:t>
+        <w:t>1.3 术语</w:t>
       </w:r>
     </w:p>
     <w:p>
       <w:r>
-        <w:t>- 五金: 盐雾测试 ≥48小时无锈斑，拉链开合 5000次无卡顿</w:t>
+        <w:t>- SKU：最小库存单位，编码规则为「品牌线缩写-系列代号-三位流水号」。</w:t>
       </w:r>
     </w:p>
     <w:p>
       <w:r>
-        <w:t>- 缝线: 线迹平直，每英寸 6-7 针，断线接头≤1处/件</w:t>
+        <w:t>- MOQ：最小起订量，指供应商接受单次下单的最低数量。</w:t>
       </w:r>
     </w:p>
     <w:p>
       <w:r>
-        <w:t>- 色牢度: 干擦 ≥4级，湿擦 ≥3.5级（ISO 105-X12）</w:t>
+        <w:t>- 出厂价：供应商交付至深圳总仓的含税单价，单位为人民币。</w:t>
       </w:r>
     </w:p>
     <w:p>
       <w:r>
-        <w:t>- 气味: 不得有刺鼻化学气味（甲醛 ≤75mg/kg，符合 REACH）</w:t>
+        <w:t>- 零售价：面向海外终端消费者的挂牌价，单位为美元。</w:t>
       </w:r>
     </w:p>
-    <w:p/>
-    <w:p>
-      <w:r>
-        <w:t>────────────────────────────────────────────────────────────</w:t>
-      </w:r>
-    </w:p>
-    <w:p/>
     <w:p>
       <w:pPr>
         <w:pStyle w:val="Heading2"/>
       </w:pPr>
       <w:r>
-        <w:rPr>
-          <w:b/>
-          <w:sz w:val="32"/>
-        </w:rPr>
-        <w:t>三、杯具产品线</w:t>
+        <w:t>第二章 品牌概览</w:t>
       </w:r>
     </w:p>
-    <w:p/>
+    <w:p>
+      <w:r>
+        <w:t>GLOBEST 是专注生活美学配件的跨境品牌，覆盖北美、欧洲、日本三大市场，下设三条品牌线：</w:t>
+      </w:r>
+    </w:p>
+    <w:tbl>
+      <w:tblPr>
+        <w:tblStyle w:val="TableGrid"/>
+        <w:tblW w:type="auto" w:w="0"/>
+        <w:tblLook w:firstColumn="1" w:firstRow="1" w:lastColumn="0" w:lastRow="0" w:noHBand="0" w:noVBand="1" w:val="04A0"/>
+      </w:tblPr>
+      <w:tblGrid>
+        <w:gridCol w:w="2160"/>
+        <w:gridCol w:w="2160"/>
+        <w:gridCol w:w="2160"/>
+        <w:gridCol w:w="2160"/>
+      </w:tblGrid>
+      <w:tr>
+        <w:tc>
+          <w:tcPr>
+            <w:tcW w:type="dxa" w:w="2160"/>
+          </w:tcPr>
+          <w:p>
+            <w:r>
+              <w:rPr>
+                <w:b/>
+                <w:sz w:val="18"/>
+              </w:rPr>
+              <w:t>类目</w:t>
+            </w:r>
+          </w:p>
+        </w:tc>
+        <w:tc>
+          <w:tcPr>
+            <w:tcW w:type="dxa" w:w="2160"/>
+          </w:tcPr>
+          <w:p>
+            <w:r>
+              <w:rPr>
+                <w:b/>
+                <w:sz w:val="18"/>
+              </w:rPr>
+              <w:t>品牌线</w:t>
+            </w:r>
+          </w:p>
+        </w:tc>
+        <w:tc>
+          <w:tcPr>
+            <w:tcW w:type="dxa" w:w="2160"/>
+          </w:tcPr>
+          <w:p>
+            <w:r>
+              <w:rPr>
+                <w:b/>
+                <w:sz w:val="18"/>
+              </w:rPr>
+              <w:t>定位</w:t>
+            </w:r>
+          </w:p>
+        </w:tc>
+        <w:tc>
+          <w:tcPr>
+            <w:tcW w:type="dxa" w:w="2160"/>
+          </w:tcPr>
+          <w:p>
+            <w:r>
+              <w:rPr>
+                <w:b/>
+                <w:sz w:val="18"/>
+              </w:rPr>
+              <w:t>主力市场</w:t>
+            </w:r>
+          </w:p>
+        </w:tc>
+      </w:tr>
+      <w:tr>
+        <w:tc>
+          <w:tcPr>
+            <w:tcW w:type="dxa" w:w="2160"/>
+          </w:tcPr>
+          <w:p>
+            <w:r>
+              <w:rPr>
+                <w:b w:val="0"/>
+                <w:sz w:val="18"/>
+              </w:rPr>
+              <w:t>皮具</w:t>
+            </w:r>
+          </w:p>
+        </w:tc>
+        <w:tc>
+          <w:tcPr>
+            <w:tcW w:type="dxa" w:w="2160"/>
+          </w:tcPr>
+          <w:p>
+            <w:r>
+              <w:rPr>
+                <w:b w:val="0"/>
+                <w:sz w:val="18"/>
+              </w:rPr>
+              <w:t>GLOBEST Leather</w:t>
+            </w:r>
+          </w:p>
+        </w:tc>
+        <w:tc>
+          <w:tcPr>
+            <w:tcW w:type="dxa" w:w="2160"/>
+          </w:tcPr>
+          <w:p>
+            <w:r>
+              <w:rPr>
+                <w:b w:val="0"/>
+                <w:sz w:val="18"/>
+              </w:rPr>
+              <w:t>轻奢商务</w:t>
+            </w:r>
+          </w:p>
+        </w:tc>
+        <w:tc>
+          <w:tcPr>
+            <w:tcW w:type="dxa" w:w="2160"/>
+          </w:tcPr>
+          <w:p>
+            <w:r>
+              <w:rPr>
+                <w:b w:val="0"/>
+                <w:sz w:val="18"/>
+              </w:rPr>
+              <w:t>北美、欧洲</w:t>
+            </w:r>
+          </w:p>
+        </w:tc>
+      </w:tr>
+      <w:tr>
+        <w:tc>
+          <w:tcPr>
+            <w:tcW w:type="dxa" w:w="2160"/>
+          </w:tcPr>
+          <w:p>
+            <w:r>
+              <w:rPr>
+                <w:b w:val="0"/>
+                <w:sz w:val="18"/>
+              </w:rPr>
+              <w:t>杯具</w:t>
+            </w:r>
+          </w:p>
+        </w:tc>
+        <w:tc>
+          <w:tcPr>
+            <w:tcW w:type="dxa" w:w="2160"/>
+          </w:tcPr>
+          <w:p>
+            <w:r>
+              <w:rPr>
+                <w:b w:val="0"/>
+                <w:sz w:val="18"/>
+              </w:rPr>
+              <w:t>HYDRONEST</w:t>
+            </w:r>
+          </w:p>
+        </w:tc>
+        <w:tc>
+          <w:tcPr>
+            <w:tcW w:type="dxa" w:w="2160"/>
+          </w:tcPr>
+          <w:p>
+            <w:r>
+              <w:rPr>
+                <w:b w:val="0"/>
+                <w:sz w:val="18"/>
+              </w:rPr>
+              <w:t>运动时尚</w:t>
+            </w:r>
+          </w:p>
+        </w:tc>
+        <w:tc>
+          <w:tcPr>
+            <w:tcW w:type="dxa" w:w="2160"/>
+          </w:tcPr>
+          <w:p>
+            <w:r>
+              <w:rPr>
+                <w:b w:val="0"/>
+                <w:sz w:val="18"/>
+              </w:rPr>
+              <w:t>全球</w:t>
+            </w:r>
+          </w:p>
+        </w:tc>
+      </w:tr>
+      <w:tr>
+        <w:tc>
+          <w:tcPr>
+            <w:tcW w:type="dxa" w:w="2160"/>
+          </w:tcPr>
+          <w:p>
+            <w:r>
+              <w:rPr>
+                <w:b w:val="0"/>
+                <w:sz w:val="18"/>
+              </w:rPr>
+              <w:t>帽饰</w:t>
+            </w:r>
+          </w:p>
+        </w:tc>
+        <w:tc>
+          <w:tcPr>
+            <w:tcW w:type="dxa" w:w="2160"/>
+          </w:tcPr>
+          <w:p>
+            <w:r>
+              <w:rPr>
+                <w:b w:val="0"/>
+                <w:sz w:val="18"/>
+              </w:rPr>
+              <w:t>TOPFORM</w:t>
+            </w:r>
+          </w:p>
+        </w:tc>
+        <w:tc>
+          <w:tcPr>
+            <w:tcW w:type="dxa" w:w="2160"/>
+          </w:tcPr>
+          <w:p>
+            <w:r>
+              <w:rPr>
+                <w:b w:val="0"/>
+                <w:sz w:val="18"/>
+              </w:rPr>
+              <w:t>潮流快反</w:t>
+            </w:r>
+          </w:p>
+        </w:tc>
+        <w:tc>
+          <w:tcPr>
+            <w:tcW w:type="dxa" w:w="2160"/>
+          </w:tcPr>
+          <w:p>
+            <w:r>
+              <w:rPr>
+                <w:b w:val="0"/>
+                <w:sz w:val="18"/>
+              </w:rPr>
+              <w:t>日本、北美</w:t>
+            </w:r>
+          </w:p>
+        </w:tc>
+      </w:tr>
+    </w:tbl>
+    <w:p>
+      <w:pPr>
+        <w:pStyle w:val="Heading2"/>
+      </w:pPr>
+      <w:r>
+        <w:t>第三章 皮具产品线</w:t>
+      </w:r>
+    </w:p>
     <w:p>
       <w:pPr>
         <w:pStyle w:val="Heading3"/>
       </w:pPr>
       <w:r>
-        <w:rPr>
-          <w:b/>
-          <w:sz w:val="26"/>
-        </w:rPr>
-        <w:t>3.1 保温杯系列（HY-TH）</w:t>
+        <w:t>3.1 男士商务系列（GB-M）</w:t>
       </w:r>
     </w:p>
-    <w:p/>
-    <w:p>
-      <w:r>
-        <w:t>SKU  |  品名  |  容量 (ml)  |  材质  |  保温效能  |  出厂价 (¥)  |  零售价 ($)</w:t>
-      </w:r>
-    </w:p>
-    <w:p>
-      <w:r>
-        <w:t>HY-TH001  |  经典不锈钢保温杯  |  480  |  316不锈钢  |  12h≥55°C  |  58  |  24.99</w:t>
-      </w:r>
-    </w:p>
-    <w:p>
-      <w:r>
-        <w:t>HY-TH002  |  大容量运动水壶  |  1000  |  316不锈钢  |  12h≥60°C  |  78  |  32.99</w:t>
-      </w:r>
-    </w:p>
-    <w:p>
-      <w:r>
-        <w:t>HY-TH003  |  迷你随手杯  |  280  |  304不锈钢  |  6h≥50°C  |  39  |  16.99</w:t>
-      </w:r>
-    </w:p>
-    <w:p>
-      <w:r>
-        <w:t>HY-TH004  |  智能测温杯  |  400  |  316不锈钢+LCD屏  |  12h≥55°C  |  108  |  44.99</w:t>
-      </w:r>
-    </w:p>
-    <w:p>
-      <w:r>
-        <w:t>HY-TH005  |  折叠硅胶咖啡杯  |  350  |  食品级硅胶+PP  |  —  |  32  |  14.99</w:t>
-      </w:r>
-    </w:p>
-    <w:p/>
+    <w:tbl>
+      <w:tblPr>
+        <w:tblStyle w:val="TableGrid"/>
+        <w:tblW w:type="auto" w:w="0"/>
+        <w:tblLook w:firstColumn="1" w:firstRow="1" w:lastColumn="0" w:lastRow="0" w:noHBand="0" w:noVBand="1" w:val="04A0"/>
+      </w:tblPr>
+      <w:tblGrid>
+        <w:gridCol w:w="1234"/>
+        <w:gridCol w:w="1234"/>
+        <w:gridCol w:w="1234"/>
+        <w:gridCol w:w="1234"/>
+        <w:gridCol w:w="1234"/>
+        <w:gridCol w:w="1234"/>
+        <w:gridCol w:w="1234"/>
+      </w:tblGrid>
+      <w:tr>
+        <w:tc>
+          <w:tcPr>
+            <w:tcW w:type="dxa" w:w="1234"/>
+          </w:tcPr>
+          <w:p>
+            <w:r>
+              <w:rPr>
+                <w:b/>
+                <w:sz w:val="18"/>
+              </w:rPr>
+              <w:t>SKU</w:t>
+            </w:r>
+          </w:p>
+        </w:tc>
+        <w:tc>
+          <w:tcPr>
+            <w:tcW w:type="dxa" w:w="1234"/>
+          </w:tcPr>
+          <w:p>
+            <w:r>
+              <w:rPr>
+                <w:b/>
+                <w:sz w:val="18"/>
+              </w:rPr>
+              <w:t>品名</w:t>
+            </w:r>
+          </w:p>
+        </w:tc>
+        <w:tc>
+          <w:tcPr>
+            <w:tcW w:type="dxa" w:w="1234"/>
+          </w:tcPr>
+          <w:p>
+            <w:r>
+              <w:rPr>
+                <w:b/>
+                <w:sz w:val="18"/>
+              </w:rPr>
+              <w:t>材质</w:t>
+            </w:r>
+          </w:p>
+        </w:tc>
+        <w:tc>
+          <w:tcPr>
+            <w:tcW w:type="dxa" w:w="1234"/>
+          </w:tcPr>
+          <w:p>
+            <w:r>
+              <w:rPr>
+                <w:b/>
+                <w:sz w:val="18"/>
+              </w:rPr>
+              <w:t>尺寸 (cm)</w:t>
+            </w:r>
+          </w:p>
+        </w:tc>
+        <w:tc>
+          <w:tcPr>
+            <w:tcW w:type="dxa" w:w="1234"/>
+          </w:tcPr>
+          <w:p>
+            <w:r>
+              <w:rPr>
+                <w:b/>
+                <w:sz w:val="18"/>
+              </w:rPr>
+              <w:t>出厂价 (¥)</w:t>
+            </w:r>
+          </w:p>
+        </w:tc>
+        <w:tc>
+          <w:tcPr>
+            <w:tcW w:type="dxa" w:w="1234"/>
+          </w:tcPr>
+          <w:p>
+            <w:r>
+              <w:rPr>
+                <w:b/>
+                <w:sz w:val="18"/>
+              </w:rPr>
+              <w:t>零售价 ($)</w:t>
+            </w:r>
+          </w:p>
+        </w:tc>
+        <w:tc>
+          <w:tcPr>
+            <w:tcW w:type="dxa" w:w="1234"/>
+          </w:tcPr>
+          <w:p>
+            <w:r>
+              <w:rPr>
+                <w:b/>
+                <w:sz w:val="18"/>
+              </w:rPr>
+              <w:t>MOQ</w:t>
+            </w:r>
+          </w:p>
+        </w:tc>
+      </w:tr>
+      <w:tr>
+        <w:tc>
+          <w:tcPr>
+            <w:tcW w:type="dxa" w:w="1234"/>
+          </w:tcPr>
+          <w:p>
+            <w:r>
+              <w:rPr>
+                <w:b w:val="0"/>
+                <w:sz w:val="18"/>
+              </w:rPr>
+              <w:t>GB-M001</w:t>
+            </w:r>
+          </w:p>
+        </w:tc>
+        <w:tc>
+          <w:tcPr>
+            <w:tcW w:type="dxa" w:w="1234"/>
+          </w:tcPr>
+          <w:p>
+            <w:r>
+              <w:rPr>
+                <w:b w:val="0"/>
+                <w:sz w:val="18"/>
+              </w:rPr>
+              <w:t>经典双扣公文包</w:t>
+            </w:r>
+          </w:p>
+        </w:tc>
+        <w:tc>
+          <w:tcPr>
+            <w:tcW w:type="dxa" w:w="1234"/>
+          </w:tcPr>
+          <w:p>
+            <w:r>
+              <w:rPr>
+                <w:b w:val="0"/>
+                <w:sz w:val="18"/>
+              </w:rPr>
+              <w:t>头层牛皮</w:t>
+            </w:r>
+          </w:p>
+        </w:tc>
+        <w:tc>
+          <w:tcPr>
+            <w:tcW w:type="dxa" w:w="1234"/>
+          </w:tcPr>
+          <w:p>
+            <w:r>
+              <w:rPr>
+                <w:b w:val="0"/>
+                <w:sz w:val="18"/>
+              </w:rPr>
+              <w:t>40×30×12</w:t>
+            </w:r>
+          </w:p>
+        </w:tc>
+        <w:tc>
+          <w:tcPr>
+            <w:tcW w:type="dxa" w:w="1234"/>
+          </w:tcPr>
+          <w:p>
+            <w:r>
+              <w:rPr>
+                <w:b w:val="0"/>
+                <w:sz w:val="18"/>
+              </w:rPr>
+              <w:t>285</w:t>
+            </w:r>
+          </w:p>
+        </w:tc>
+        <w:tc>
+          <w:tcPr>
+            <w:tcW w:type="dxa" w:w="1234"/>
+          </w:tcPr>
+          <w:p>
+            <w:r>
+              <w:rPr>
+                <w:b w:val="0"/>
+                <w:sz w:val="18"/>
+              </w:rPr>
+              <w:t>89.99</w:t>
+            </w:r>
+          </w:p>
+        </w:tc>
+        <w:tc>
+          <w:tcPr>
+            <w:tcW w:type="dxa" w:w="1234"/>
+          </w:tcPr>
+          <w:p>
+            <w:r>
+              <w:rPr>
+                <w:b w:val="0"/>
+                <w:sz w:val="18"/>
+              </w:rPr>
+              <w:t>50</w:t>
+            </w:r>
+          </w:p>
+        </w:tc>
+      </w:tr>
+      <w:tr>
+        <w:tc>
+          <w:tcPr>
+            <w:tcW w:type="dxa" w:w="1234"/>
+          </w:tcPr>
+          <w:p>
+            <w:r>
+              <w:rPr>
+                <w:b w:val="0"/>
+                <w:sz w:val="18"/>
+              </w:rPr>
+              <w:t>GB-M002</w:t>
+            </w:r>
+          </w:p>
+        </w:tc>
+        <w:tc>
+          <w:tcPr>
+            <w:tcW w:type="dxa" w:w="1234"/>
+          </w:tcPr>
+          <w:p>
+            <w:r>
+              <w:rPr>
+                <w:b w:val="0"/>
+                <w:sz w:val="18"/>
+              </w:rPr>
+              <w:t>极简磁吸手提包</w:t>
+            </w:r>
+          </w:p>
+        </w:tc>
+        <w:tc>
+          <w:tcPr>
+            <w:tcW w:type="dxa" w:w="1234"/>
+          </w:tcPr>
+          <w:p>
+            <w:r>
+              <w:rPr>
+                <w:b w:val="0"/>
+                <w:sz w:val="18"/>
+              </w:rPr>
+              <w:t>头层牛皮</w:t>
+            </w:r>
+          </w:p>
+        </w:tc>
+        <w:tc>
+          <w:tcPr>
+            <w:tcW w:type="dxa" w:w="1234"/>
+          </w:tcPr>
+          <w:p>
+            <w:r>
+              <w:rPr>
+                <w:b w:val="0"/>
+                <w:sz w:val="18"/>
+              </w:rPr>
+              <w:t>38×28×10</w:t>
+            </w:r>
+          </w:p>
+        </w:tc>
+        <w:tc>
+          <w:tcPr>
+            <w:tcW w:type="dxa" w:w="1234"/>
+          </w:tcPr>
+          <w:p>
+            <w:r>
+              <w:rPr>
+                <w:b w:val="0"/>
+                <w:sz w:val="18"/>
+              </w:rPr>
+              <w:t>245</w:t>
+            </w:r>
+          </w:p>
+        </w:tc>
+        <w:tc>
+          <w:tcPr>
+            <w:tcW w:type="dxa" w:w="1234"/>
+          </w:tcPr>
+          <w:p>
+            <w:r>
+              <w:rPr>
+                <w:b w:val="0"/>
+                <w:sz w:val="18"/>
+              </w:rPr>
+              <w:t>79.99</w:t>
+            </w:r>
+          </w:p>
+        </w:tc>
+        <w:tc>
+          <w:tcPr>
+            <w:tcW w:type="dxa" w:w="1234"/>
+          </w:tcPr>
+          <w:p>
+            <w:r>
+              <w:rPr>
+                <w:b w:val="0"/>
+                <w:sz w:val="18"/>
+              </w:rPr>
+              <w:t>50</w:t>
+            </w:r>
+          </w:p>
+        </w:tc>
+      </w:tr>
+      <w:tr>
+        <w:tc>
+          <w:tcPr>
+            <w:tcW w:type="dxa" w:w="1234"/>
+          </w:tcPr>
+          <w:p>
+            <w:r>
+              <w:rPr>
+                <w:b w:val="0"/>
+                <w:sz w:val="18"/>
+              </w:rPr>
+              <w:t>GB-M003</w:t>
+            </w:r>
+          </w:p>
+        </w:tc>
+        <w:tc>
+          <w:tcPr>
+            <w:tcW w:type="dxa" w:w="1234"/>
+          </w:tcPr>
+          <w:p>
+            <w:r>
+              <w:rPr>
+                <w:b w:val="0"/>
+                <w:sz w:val="18"/>
+              </w:rPr>
+              <w:t>复古邮差包</w:t>
+            </w:r>
+          </w:p>
+        </w:tc>
+        <w:tc>
+          <w:tcPr>
+            <w:tcW w:type="dxa" w:w="1234"/>
+          </w:tcPr>
+          <w:p>
+            <w:r>
+              <w:rPr>
+                <w:b w:val="0"/>
+                <w:sz w:val="18"/>
+              </w:rPr>
+              <w:t>疯马皮</w:t>
+            </w:r>
+          </w:p>
+        </w:tc>
+        <w:tc>
+          <w:tcPr>
+            <w:tcW w:type="dxa" w:w="1234"/>
+          </w:tcPr>
+          <w:p>
+            <w:r>
+              <w:rPr>
+                <w:b w:val="0"/>
+                <w:sz w:val="18"/>
+              </w:rPr>
+              <w:t>36×26×11</w:t>
+            </w:r>
+          </w:p>
+        </w:tc>
+        <w:tc>
+          <w:tcPr>
+            <w:tcW w:type="dxa" w:w="1234"/>
+          </w:tcPr>
+          <w:p>
+            <w:r>
+              <w:rPr>
+                <w:b w:val="0"/>
+                <w:sz w:val="18"/>
+              </w:rPr>
+              <w:t>268</w:t>
+            </w:r>
+          </w:p>
+        </w:tc>
+        <w:tc>
+          <w:tcPr>
+            <w:tcW w:type="dxa" w:w="1234"/>
+          </w:tcPr>
+          <w:p>
+            <w:r>
+              <w:rPr>
+                <w:b w:val="0"/>
+                <w:sz w:val="18"/>
+              </w:rPr>
+              <w:t>85.99</w:t>
+            </w:r>
+          </w:p>
+        </w:tc>
+        <w:tc>
+          <w:tcPr>
+            <w:tcW w:type="dxa" w:w="1234"/>
+          </w:tcPr>
+          <w:p>
+            <w:r>
+              <w:rPr>
+                <w:b w:val="0"/>
+                <w:sz w:val="18"/>
+              </w:rPr>
+              <w:t>30</w:t>
+            </w:r>
+          </w:p>
+        </w:tc>
+      </w:tr>
+      <w:tr>
+        <w:tc>
+          <w:tcPr>
+            <w:tcW w:type="dxa" w:w="1234"/>
+          </w:tcPr>
+          <w:p>
+            <w:r>
+              <w:rPr>
+                <w:b w:val="0"/>
+                <w:sz w:val="18"/>
+              </w:rPr>
+              <w:t>GB-M004</w:t>
+            </w:r>
+          </w:p>
+        </w:tc>
+        <w:tc>
+          <w:tcPr>
+            <w:tcW w:type="dxa" w:w="1234"/>
+          </w:tcPr>
+          <w:p>
+            <w:r>
+              <w:rPr>
+                <w:b w:val="0"/>
+                <w:sz w:val="18"/>
+              </w:rPr>
+              <w:t>多功能双肩包</w:t>
+            </w:r>
+          </w:p>
+        </w:tc>
+        <w:tc>
+          <w:tcPr>
+            <w:tcW w:type="dxa" w:w="1234"/>
+          </w:tcPr>
+          <w:p>
+            <w:r>
+              <w:rPr>
+                <w:b w:val="0"/>
+                <w:sz w:val="18"/>
+              </w:rPr>
+              <w:t>二层牛皮+帆布</w:t>
+            </w:r>
+          </w:p>
+        </w:tc>
+        <w:tc>
+          <w:tcPr>
+            <w:tcW w:type="dxa" w:w="1234"/>
+          </w:tcPr>
+          <w:p>
+            <w:r>
+              <w:rPr>
+                <w:b w:val="0"/>
+                <w:sz w:val="18"/>
+              </w:rPr>
+              <w:t>44×30×16</w:t>
+            </w:r>
+          </w:p>
+        </w:tc>
+        <w:tc>
+          <w:tcPr>
+            <w:tcW w:type="dxa" w:w="1234"/>
+          </w:tcPr>
+          <w:p>
+            <w:r>
+              <w:rPr>
+                <w:b w:val="0"/>
+                <w:sz w:val="18"/>
+              </w:rPr>
+              <w:t>198</w:t>
+            </w:r>
+          </w:p>
+        </w:tc>
+        <w:tc>
+          <w:tcPr>
+            <w:tcW w:type="dxa" w:w="1234"/>
+          </w:tcPr>
+          <w:p>
+            <w:r>
+              <w:rPr>
+                <w:b w:val="0"/>
+                <w:sz w:val="18"/>
+              </w:rPr>
+              <w:t>69.99</w:t>
+            </w:r>
+          </w:p>
+        </w:tc>
+        <w:tc>
+          <w:tcPr>
+            <w:tcW w:type="dxa" w:w="1234"/>
+          </w:tcPr>
+          <w:p>
+            <w:r>
+              <w:rPr>
+                <w:b w:val="0"/>
+                <w:sz w:val="18"/>
+              </w:rPr>
+              <w:t>100</w:t>
+            </w:r>
+          </w:p>
+        </w:tc>
+      </w:tr>
+      <w:tr>
+        <w:tc>
+          <w:tcPr>
+            <w:tcW w:type="dxa" w:w="1234"/>
+          </w:tcPr>
+          <w:p>
+            <w:r>
+              <w:rPr>
+                <w:b w:val="0"/>
+                <w:sz w:val="18"/>
+              </w:rPr>
+              <w:t>GB-M005</w:t>
+            </w:r>
+          </w:p>
+        </w:tc>
+        <w:tc>
+          <w:tcPr>
+            <w:tcW w:type="dxa" w:w="1234"/>
+          </w:tcPr>
+          <w:p>
+            <w:r>
+              <w:rPr>
+                <w:b w:val="0"/>
+                <w:sz w:val="18"/>
+              </w:rPr>
+              <w:t>轻薄卡片夹</w:t>
+            </w:r>
+          </w:p>
+        </w:tc>
+        <w:tc>
+          <w:tcPr>
+            <w:tcW w:type="dxa" w:w="1234"/>
+          </w:tcPr>
+          <w:p>
+            <w:r>
+              <w:rPr>
+                <w:b w:val="0"/>
+                <w:sz w:val="18"/>
+              </w:rPr>
+              <w:t>小羊皮</w:t>
+            </w:r>
+          </w:p>
+        </w:tc>
+        <w:tc>
+          <w:tcPr>
+            <w:tcW w:type="dxa" w:w="1234"/>
+          </w:tcPr>
+          <w:p>
+            <w:r>
+              <w:rPr>
+                <w:b w:val="0"/>
+                <w:sz w:val="18"/>
+              </w:rPr>
+              <w:t>10×7.5×1</w:t>
+            </w:r>
+          </w:p>
+        </w:tc>
+        <w:tc>
+          <w:tcPr>
+            <w:tcW w:type="dxa" w:w="1234"/>
+          </w:tcPr>
+          <w:p>
+            <w:r>
+              <w:rPr>
+                <w:b w:val="0"/>
+                <w:sz w:val="18"/>
+              </w:rPr>
+              <w:t>45</w:t>
+            </w:r>
+          </w:p>
+        </w:tc>
+        <w:tc>
+          <w:tcPr>
+            <w:tcW w:type="dxa" w:w="1234"/>
+          </w:tcPr>
+          <w:p>
+            <w:r>
+              <w:rPr>
+                <w:b w:val="0"/>
+                <w:sz w:val="18"/>
+              </w:rPr>
+              <w:t>24.99</w:t>
+            </w:r>
+          </w:p>
+        </w:tc>
+        <w:tc>
+          <w:tcPr>
+            <w:tcW w:type="dxa" w:w="1234"/>
+          </w:tcPr>
+          <w:p>
+            <w:r>
+              <w:rPr>
+                <w:b w:val="0"/>
+                <w:sz w:val="18"/>
+              </w:rPr>
+              <w:t>200</w:t>
+            </w:r>
+          </w:p>
+        </w:tc>
+      </w:tr>
+    </w:tbl>
     <w:p>
       <w:pPr>
         <w:pStyle w:val="Heading3"/>
       </w:pPr>
       <w:r>
-        <w:rPr>
-          <w:b/>
-          <w:sz w:val="26"/>
-        </w:rPr>
-        <w:t>3.2 运动水杯系列（HY-SP）</w:t>
+        <w:t>3.2 女士时尚系列（GB-W）</w:t>
       </w:r>
     </w:p>
-    <w:p/>
-    <w:p>
-      <w:r>
-        <w:t>SKU  |  品名  |  容量 (ml)  |  材质  |  特色  |  出厂价 (¥)  |  零售价 ($)</w:t>
-      </w:r>
-    </w:p>
-    <w:p>
-      <w:r>
-        <w:t>HY-SP001  |  Tritan运动水杯  |  750  |  Tritan™  |  一鍵弹盖  |  28  |  12.99</w:t>
-      </w:r>
-    </w:p>
-    <w:p>
-      <w:r>
-        <w:t>HY-SP002  |  双饮口健身杯  |  600  |  Tritan™  |  直饮+吸管  |  35  |  15.99</w:t>
-      </w:r>
-    </w:p>
-    <w:p>
-      <w:r>
-        <w:t>HY-SP003  |  大容量太空杯  |  1500  |  PC  |  刻度标尺  |  22  |  9.99</w:t>
-      </w:r>
-    </w:p>
-    <w:p>
-      <w:r>
-        <w:t>HY-SP004  |  儿童防呛水杯  |  400  |  PPSU  |  重力球吸管  |  42  |  19.99</w:t>
-      </w:r>
-    </w:p>
-    <w:p/>
+    <w:tbl>
+      <w:tblPr>
+        <w:tblStyle w:val="TableGrid"/>
+        <w:tblW w:type="auto" w:w="0"/>
+        <w:tblLook w:firstColumn="1" w:firstRow="1" w:lastColumn="0" w:lastRow="0" w:noHBand="0" w:noVBand="1" w:val="04A0"/>
+      </w:tblPr>
+      <w:tblGrid>
+        <w:gridCol w:w="1234"/>
+        <w:gridCol w:w="1234"/>
+        <w:gridCol w:w="1234"/>
+        <w:gridCol w:w="1234"/>
+        <w:gridCol w:w="1234"/>
+        <w:gridCol w:w="1234"/>
+        <w:gridCol w:w="1234"/>
+      </w:tblGrid>
+      <w:tr>
+        <w:tc>
+          <w:tcPr>
+            <w:tcW w:type="dxa" w:w="1234"/>
+          </w:tcPr>
+          <w:p>
+            <w:r>
+              <w:rPr>
+                <w:b/>
+                <w:sz w:val="18"/>
+              </w:rPr>
+              <w:t>SKU</w:t>
+            </w:r>
+          </w:p>
+        </w:tc>
+        <w:tc>
+          <w:tcPr>
+            <w:tcW w:type="dxa" w:w="1234"/>
+          </w:tcPr>
+          <w:p>
+            <w:r>
+              <w:rPr>
+                <w:b/>
+                <w:sz w:val="18"/>
+              </w:rPr>
+              <w:t>品名</w:t>
+            </w:r>
+          </w:p>
+        </w:tc>
+        <w:tc>
+          <w:tcPr>
+            <w:tcW w:type="dxa" w:w="1234"/>
+          </w:tcPr>
+          <w:p>
+            <w:r>
+              <w:rPr>
+                <w:b/>
+                <w:sz w:val="18"/>
+              </w:rPr>
+              <w:t>材质</w:t>
+            </w:r>
+          </w:p>
+        </w:tc>
+        <w:tc>
+          <w:tcPr>
+            <w:tcW w:type="dxa" w:w="1234"/>
+          </w:tcPr>
+          <w:p>
+            <w:r>
+              <w:rPr>
+                <w:b/>
+                <w:sz w:val="18"/>
+              </w:rPr>
+              <w:t>尺寸 (cm)</w:t>
+            </w:r>
+          </w:p>
+        </w:tc>
+        <w:tc>
+          <w:tcPr>
+            <w:tcW w:type="dxa" w:w="1234"/>
+          </w:tcPr>
+          <w:p>
+            <w:r>
+              <w:rPr>
+                <w:b/>
+                <w:sz w:val="18"/>
+              </w:rPr>
+              <w:t>出厂价 (¥)</w:t>
+            </w:r>
+          </w:p>
+        </w:tc>
+        <w:tc>
+          <w:tcPr>
+            <w:tcW w:type="dxa" w:w="1234"/>
+          </w:tcPr>
+          <w:p>
+            <w:r>
+              <w:rPr>
+                <w:b/>
+                <w:sz w:val="18"/>
+              </w:rPr>
+              <w:t>零售价 ($)</w:t>
+            </w:r>
+          </w:p>
+        </w:tc>
+        <w:tc>
+          <w:tcPr>
+            <w:tcW w:type="dxa" w:w="1234"/>
+          </w:tcPr>
+          <w:p>
+            <w:r>
+              <w:rPr>
+                <w:b/>
+                <w:sz w:val="18"/>
+              </w:rPr>
+              <w:t>MOQ</w:t>
+            </w:r>
+          </w:p>
+        </w:tc>
+      </w:tr>
+      <w:tr>
+        <w:tc>
+          <w:tcPr>
+            <w:tcW w:type="dxa" w:w="1234"/>
+          </w:tcPr>
+          <w:p>
+            <w:r>
+              <w:rPr>
+                <w:b w:val="0"/>
+                <w:sz w:val="18"/>
+              </w:rPr>
+              <w:t>GB-W001</w:t>
+            </w:r>
+          </w:p>
+        </w:tc>
+        <w:tc>
+          <w:tcPr>
+            <w:tcW w:type="dxa" w:w="1234"/>
+          </w:tcPr>
+          <w:p>
+            <w:r>
+              <w:rPr>
+                <w:b w:val="0"/>
+                <w:sz w:val="18"/>
+              </w:rPr>
+              <w:t>链条斜挎小方包</w:t>
+            </w:r>
+          </w:p>
+        </w:tc>
+        <w:tc>
+          <w:tcPr>
+            <w:tcW w:type="dxa" w:w="1234"/>
+          </w:tcPr>
+          <w:p>
+            <w:r>
+              <w:rPr>
+                <w:b w:val="0"/>
+                <w:sz w:val="18"/>
+              </w:rPr>
+              <w:t>小羊皮</w:t>
+            </w:r>
+          </w:p>
+        </w:tc>
+        <w:tc>
+          <w:tcPr>
+            <w:tcW w:type="dxa" w:w="1234"/>
+          </w:tcPr>
+          <w:p>
+            <w:r>
+              <w:rPr>
+                <w:b w:val="0"/>
+                <w:sz w:val="18"/>
+              </w:rPr>
+              <w:t>20×14×6</w:t>
+            </w:r>
+          </w:p>
+        </w:tc>
+        <w:tc>
+          <w:tcPr>
+            <w:tcW w:type="dxa" w:w="1234"/>
+          </w:tcPr>
+          <w:p>
+            <w:r>
+              <w:rPr>
+                <w:b w:val="0"/>
+                <w:sz w:val="18"/>
+              </w:rPr>
+              <w:t>168</w:t>
+            </w:r>
+          </w:p>
+        </w:tc>
+        <w:tc>
+          <w:tcPr>
+            <w:tcW w:type="dxa" w:w="1234"/>
+          </w:tcPr>
+          <w:p>
+            <w:r>
+              <w:rPr>
+                <w:b w:val="0"/>
+                <w:sz w:val="18"/>
+              </w:rPr>
+              <w:t>59.99</w:t>
+            </w:r>
+          </w:p>
+        </w:tc>
+        <w:tc>
+          <w:tcPr>
+            <w:tcW w:type="dxa" w:w="1234"/>
+          </w:tcPr>
+          <w:p>
+            <w:r>
+              <w:rPr>
+                <w:b w:val="0"/>
+                <w:sz w:val="18"/>
+              </w:rPr>
+              <w:t>50</w:t>
+            </w:r>
+          </w:p>
+        </w:tc>
+      </w:tr>
+      <w:tr>
+        <w:tc>
+          <w:tcPr>
+            <w:tcW w:type="dxa" w:w="1234"/>
+          </w:tcPr>
+          <w:p>
+            <w:r>
+              <w:rPr>
+                <w:b w:val="0"/>
+                <w:sz w:val="18"/>
+              </w:rPr>
+              <w:t>GB-W002</w:t>
+            </w:r>
+          </w:p>
+        </w:tc>
+        <w:tc>
+          <w:tcPr>
+            <w:tcW w:type="dxa" w:w="1234"/>
+          </w:tcPr>
+          <w:p>
+            <w:r>
+              <w:rPr>
+                <w:b w:val="0"/>
+                <w:sz w:val="18"/>
+              </w:rPr>
+              <w:t>通勤托特大包</w:t>
+            </w:r>
+          </w:p>
+        </w:tc>
+        <w:tc>
+          <w:tcPr>
+            <w:tcW w:type="dxa" w:w="1234"/>
+          </w:tcPr>
+          <w:p>
+            <w:r>
+              <w:rPr>
+                <w:b w:val="0"/>
+                <w:sz w:val="18"/>
+              </w:rPr>
+              <w:t>头层牛皮</w:t>
+            </w:r>
+          </w:p>
+        </w:tc>
+        <w:tc>
+          <w:tcPr>
+            <w:tcW w:type="dxa" w:w="1234"/>
+          </w:tcPr>
+          <w:p>
+            <w:r>
+              <w:rPr>
+                <w:b w:val="0"/>
+                <w:sz w:val="18"/>
+              </w:rPr>
+              <w:t>42×30×14</w:t>
+            </w:r>
+          </w:p>
+        </w:tc>
+        <w:tc>
+          <w:tcPr>
+            <w:tcW w:type="dxa" w:w="1234"/>
+          </w:tcPr>
+          <w:p>
+            <w:r>
+              <w:rPr>
+                <w:b w:val="0"/>
+                <w:sz w:val="18"/>
+              </w:rPr>
+              <w:t>315</w:t>
+            </w:r>
+          </w:p>
+        </w:tc>
+        <w:tc>
+          <w:tcPr>
+            <w:tcW w:type="dxa" w:w="1234"/>
+          </w:tcPr>
+          <w:p>
+            <w:r>
+              <w:rPr>
+                <w:b w:val="0"/>
+                <w:sz w:val="18"/>
+              </w:rPr>
+              <w:t>99.99</w:t>
+            </w:r>
+          </w:p>
+        </w:tc>
+        <w:tc>
+          <w:tcPr>
+            <w:tcW w:type="dxa" w:w="1234"/>
+          </w:tcPr>
+          <w:p>
+            <w:r>
+              <w:rPr>
+                <w:b w:val="0"/>
+                <w:sz w:val="18"/>
+              </w:rPr>
+              <w:t>30</w:t>
+            </w:r>
+          </w:p>
+        </w:tc>
+      </w:tr>
+      <w:tr>
+        <w:tc>
+          <w:tcPr>
+            <w:tcW w:type="dxa" w:w="1234"/>
+          </w:tcPr>
+          <w:p>
+            <w:r>
+              <w:rPr>
+                <w:b w:val="0"/>
+                <w:sz w:val="18"/>
+              </w:rPr>
+              <w:t>GB-W003</w:t>
+            </w:r>
+          </w:p>
+        </w:tc>
+        <w:tc>
+          <w:tcPr>
+            <w:tcW w:type="dxa" w:w="1234"/>
+          </w:tcPr>
+          <w:p>
+            <w:r>
+              <w:rPr>
+                <w:b w:val="0"/>
+                <w:sz w:val="18"/>
+              </w:rPr>
+              <w:t>马鞍包</w:t>
+            </w:r>
+          </w:p>
+        </w:tc>
+        <w:tc>
+          <w:tcPr>
+            <w:tcW w:type="dxa" w:w="1234"/>
+          </w:tcPr>
+          <w:p>
+            <w:r>
+              <w:rPr>
+                <w:b w:val="0"/>
+                <w:sz w:val="18"/>
+              </w:rPr>
+              <w:t>植鞣皮</w:t>
+            </w:r>
+          </w:p>
+        </w:tc>
+        <w:tc>
+          <w:tcPr>
+            <w:tcW w:type="dxa" w:w="1234"/>
+          </w:tcPr>
+          <w:p>
+            <w:r>
+              <w:rPr>
+                <w:b w:val="0"/>
+                <w:sz w:val="18"/>
+              </w:rPr>
+              <w:t>22×18×8</w:t>
+            </w:r>
+          </w:p>
+        </w:tc>
+        <w:tc>
+          <w:tcPr>
+            <w:tcW w:type="dxa" w:w="1234"/>
+          </w:tcPr>
+          <w:p>
+            <w:r>
+              <w:rPr>
+                <w:b w:val="0"/>
+                <w:sz w:val="18"/>
+              </w:rPr>
+              <w:t>228</w:t>
+            </w:r>
+          </w:p>
+        </w:tc>
+        <w:tc>
+          <w:tcPr>
+            <w:tcW w:type="dxa" w:w="1234"/>
+          </w:tcPr>
+          <w:p>
+            <w:r>
+              <w:rPr>
+                <w:b w:val="0"/>
+                <w:sz w:val="18"/>
+              </w:rPr>
+              <w:t>75.99</w:t>
+            </w:r>
+          </w:p>
+        </w:tc>
+        <w:tc>
+          <w:tcPr>
+            <w:tcW w:type="dxa" w:w="1234"/>
+          </w:tcPr>
+          <w:p>
+            <w:r>
+              <w:rPr>
+                <w:b w:val="0"/>
+                <w:sz w:val="18"/>
+              </w:rPr>
+              <w:t>50</w:t>
+            </w:r>
+          </w:p>
+        </w:tc>
+      </w:tr>
+      <w:tr>
+        <w:tc>
+          <w:tcPr>
+            <w:tcW w:type="dxa" w:w="1234"/>
+          </w:tcPr>
+          <w:p>
+            <w:r>
+              <w:rPr>
+                <w:b w:val="0"/>
+                <w:sz w:val="18"/>
+              </w:rPr>
+              <w:t>GB-W004</w:t>
+            </w:r>
+          </w:p>
+        </w:tc>
+        <w:tc>
+          <w:tcPr>
+            <w:tcW w:type="dxa" w:w="1234"/>
+          </w:tcPr>
+          <w:p>
+            <w:r>
+              <w:rPr>
+                <w:b w:val="0"/>
+                <w:sz w:val="18"/>
+              </w:rPr>
+              <w:t>法棍腋下包</w:t>
+            </w:r>
+          </w:p>
+        </w:tc>
+        <w:tc>
+          <w:tcPr>
+            <w:tcW w:type="dxa" w:w="1234"/>
+          </w:tcPr>
+          <w:p>
+            <w:r>
+              <w:rPr>
+                <w:b w:val="0"/>
+                <w:sz w:val="18"/>
+              </w:rPr>
+              <w:t>鳄鱼纹牛皮</w:t>
+            </w:r>
+          </w:p>
+        </w:tc>
+        <w:tc>
+          <w:tcPr>
+            <w:tcW w:type="dxa" w:w="1234"/>
+          </w:tcPr>
+          <w:p>
+            <w:r>
+              <w:rPr>
+                <w:b w:val="0"/>
+                <w:sz w:val="18"/>
+              </w:rPr>
+              <w:t>26×14×5</w:t>
+            </w:r>
+          </w:p>
+        </w:tc>
+        <w:tc>
+          <w:tcPr>
+            <w:tcW w:type="dxa" w:w="1234"/>
+          </w:tcPr>
+          <w:p>
+            <w:r>
+              <w:rPr>
+                <w:b w:val="0"/>
+                <w:sz w:val="18"/>
+              </w:rPr>
+              <w:t>185</w:t>
+            </w:r>
+          </w:p>
+        </w:tc>
+        <w:tc>
+          <w:tcPr>
+            <w:tcW w:type="dxa" w:w="1234"/>
+          </w:tcPr>
+          <w:p>
+            <w:r>
+              <w:rPr>
+                <w:b w:val="0"/>
+                <w:sz w:val="18"/>
+              </w:rPr>
+              <w:t>64.99</w:t>
+            </w:r>
+          </w:p>
+        </w:tc>
+        <w:tc>
+          <w:tcPr>
+            <w:tcW w:type="dxa" w:w="1234"/>
+          </w:tcPr>
+          <w:p>
+            <w:r>
+              <w:rPr>
+                <w:b w:val="0"/>
+                <w:sz w:val="18"/>
+              </w:rPr>
+              <w:t>50</w:t>
+            </w:r>
+          </w:p>
+        </w:tc>
+      </w:tr>
+      <w:tr>
+        <w:tc>
+          <w:tcPr>
+            <w:tcW w:type="dxa" w:w="1234"/>
+          </w:tcPr>
+          <w:p>
+            <w:r>
+              <w:rPr>
+                <w:b w:val="0"/>
+                <w:sz w:val="18"/>
+              </w:rPr>
+              <w:t>GB-W005</w:t>
+            </w:r>
+          </w:p>
+        </w:tc>
+        <w:tc>
+          <w:tcPr>
+            <w:tcW w:type="dxa" w:w="1234"/>
+          </w:tcPr>
+          <w:p>
+            <w:r>
+              <w:rPr>
+                <w:b w:val="0"/>
+                <w:sz w:val="18"/>
+              </w:rPr>
+              <w:t>折叠卡包零钱包</w:t>
+            </w:r>
+          </w:p>
+        </w:tc>
+        <w:tc>
+          <w:tcPr>
+            <w:tcW w:type="dxa" w:w="1234"/>
+          </w:tcPr>
+          <w:p>
+            <w:r>
+              <w:rPr>
+                <w:b w:val="0"/>
+                <w:sz w:val="18"/>
+              </w:rPr>
+              <w:t>荔枝纹牛皮</w:t>
+            </w:r>
+          </w:p>
+        </w:tc>
+        <w:tc>
+          <w:tcPr>
+            <w:tcW w:type="dxa" w:w="1234"/>
+          </w:tcPr>
+          <w:p>
+            <w:r>
+              <w:rPr>
+                <w:b w:val="0"/>
+                <w:sz w:val="18"/>
+              </w:rPr>
+              <w:t>12×9×2</w:t>
+            </w:r>
+          </w:p>
+        </w:tc>
+        <w:tc>
+          <w:tcPr>
+            <w:tcW w:type="dxa" w:w="1234"/>
+          </w:tcPr>
+          <w:p>
+            <w:r>
+              <w:rPr>
+                <w:b w:val="0"/>
+                <w:sz w:val="18"/>
+              </w:rPr>
+              <w:t>68</w:t>
+            </w:r>
+          </w:p>
+        </w:tc>
+        <w:tc>
+          <w:tcPr>
+            <w:tcW w:type="dxa" w:w="1234"/>
+          </w:tcPr>
+          <w:p>
+            <w:r>
+              <w:rPr>
+                <w:b w:val="0"/>
+                <w:sz w:val="18"/>
+              </w:rPr>
+              <w:t>29.99</w:t>
+            </w:r>
+          </w:p>
+        </w:tc>
+        <w:tc>
+          <w:tcPr>
+            <w:tcW w:type="dxa" w:w="1234"/>
+          </w:tcPr>
+          <w:p>
+            <w:r>
+              <w:rPr>
+                <w:b w:val="0"/>
+                <w:sz w:val="18"/>
+              </w:rPr>
+              <w:t>200</w:t>
+            </w:r>
+          </w:p>
+        </w:tc>
+      </w:tr>
+    </w:tbl>
     <w:p>
       <w:pPr>
         <w:pStyle w:val="Heading3"/>
       </w:pPr>
       <w:r>
-        <w:rPr>
-          <w:b/>
-          <w:sz w:val="26"/>
-        </w:rPr>
-        <w:t>3.3 杯具质检要点</w:t>
-      </w:r>
-    </w:p>
-    <w:p/>
-    <w:p>
-      <w:r>
-        <w:t>- 保温效能: 按 GB/T 29606-2013 执行，每批次抽检 5%</w:t>
+        <w:t>3.3 皮具质检标准</w:t>
       </w:r>
     </w:p>
     <w:p>
       <w:r>
-        <w:t>- 密封性: 注入 90°C 热水倒置 3 分钟无渗漏</w:t>
+        <w:t>- 皮面：无明显虫疤、血筋、松面。允许不超过 2 处直径小于 3mm 的自然纹理差异。</w:t>
       </w:r>
     </w:p>
     <w:p>
       <w:r>
-        <w:t>- 食品接触材料: 不锈钢须符合 LFGB 和 FDA 21 CFR 175.300</w:t>
+        <w:t>- 五金：盐雾测试不少于 48 小时无锈斑，拉链开合 5000 次无卡顿。</w:t>
       </w:r>
     </w:p>
     <w:p>
       <w:r>
-        <w:t>- BPA Free: 所有塑料部件须提供第三方检测报告</w:t>
+        <w:t>- 缝线：线迹平直，每英寸 6 至 7 针，断线接头每件不超过 1 处。</w:t>
       </w:r>
     </w:p>
-    <w:p/>
     <w:p>
       <w:r>
-        <w:t>────────────────────────────────────────────────────────────</w:t>
+        <w:t>- 色牢度：干擦不低于 4 级，湿擦不低于 3.5 级（依据 ISO 105-X12）。</w:t>
       </w:r>
     </w:p>
-    <w:p/>
+    <w:p>
+      <w:r>
+        <w:t>- 气味：不得有刺鼻化学气味，甲醛含量不超过 75mg/kg，符合 REACH 要求。</w:t>
+      </w:r>
+    </w:p>
     <w:p>
       <w:pPr>
         <w:pStyle w:val="Heading2"/>
       </w:pPr>
       <w:r>
-        <w:rPr>
-          <w:b/>
-          <w:sz w:val="32"/>
-        </w:rPr>
-        <w:t>四、帽饰产品线</w:t>
+        <w:t>第四章 杯具产品线</w:t>
       </w:r>
     </w:p>
-    <w:p/>
     <w:p>
       <w:pPr>
         <w:pStyle w:val="Heading3"/>
       </w:pPr>
       <w:r>
-        <w:rPr>
-          <w:b/>
-          <w:sz w:val="26"/>
-        </w:rPr>
-        <w:t>4.1 潮流系列（TF-TR）</w:t>
+        <w:t>4.1 保温杯系列（HY-TH）</w:t>
       </w:r>
     </w:p>
-    <w:p/>
-    <w:p>
-      <w:r>
-        <w:t>SKU  |  品名  |  材质  |  头围 (cm)  |  出厂价 (¥)  |  零售价 ($)  |  MOQ</w:t>
-      </w:r>
-    </w:p>
-    <w:p>
-      <w:r>
-        <w:t>TF-TR001  |  经典棒球帽  |  棉质斜纹布  |  56-60  |  18  |  8.99  |  300</w:t>
-      </w:r>
-    </w:p>
-    <w:p>
-      <w:r>
-        <w:t>TF-TR002  |  复古做旧鸭舌帽  |  水洗帆布  |  56-59  |  22  |  11.99  |  200</w:t>
-      </w:r>
-    </w:p>
-    <w:p>
-      <w:r>
-        <w:t>TF-TR003  |  透气网眼运动帽  |  涤纶网眼  |  56-60  |  15  |  7.99  |  500</w:t>
-      </w:r>
-    </w:p>
-    <w:p>
-      <w:r>
-        <w:t>TF-TR004  |  灯芯绒渔夫帽  |  灯芯绒  |  57-60  |  25  |  12.99  |  200</w:t>
-      </w:r>
-    </w:p>
-    <w:p>
-      <w:r>
-        <w:t>TF-TR005  |  防晒宽檐帽  |  UPF50+尼龙  |  56-59  |  32  |  16.99  |  200</w:t>
-      </w:r>
-    </w:p>
-    <w:p/>
+    <w:tbl>
+      <w:tblPr>
+        <w:tblStyle w:val="TableGrid"/>
+        <w:tblW w:type="auto" w:w="0"/>
+        <w:tblLook w:firstColumn="1" w:firstRow="1" w:lastColumn="0" w:lastRow="0" w:noHBand="0" w:noVBand="1" w:val="04A0"/>
+      </w:tblPr>
+      <w:tblGrid>
+        <w:gridCol w:w="1234"/>
+        <w:gridCol w:w="1234"/>
+        <w:gridCol w:w="1234"/>
+        <w:gridCol w:w="1234"/>
+        <w:gridCol w:w="1234"/>
+        <w:gridCol w:w="1234"/>
+        <w:gridCol w:w="1234"/>
+      </w:tblGrid>
+      <w:tr>
+        <w:tc>
+          <w:tcPr>
+            <w:tcW w:type="dxa" w:w="1234"/>
+          </w:tcPr>
+          <w:p>
+            <w:r>
+              <w:rPr>
+                <w:b/>
+                <w:sz w:val="18"/>
+              </w:rPr>
+              <w:t>SKU</w:t>
+            </w:r>
+          </w:p>
+        </w:tc>
+        <w:tc>
+          <w:tcPr>
+            <w:tcW w:type="dxa" w:w="1234"/>
+          </w:tcPr>
+          <w:p>
+            <w:r>
+              <w:rPr>
+                <w:b/>
+                <w:sz w:val="18"/>
+              </w:rPr>
+              <w:t>品名</w:t>
+            </w:r>
+          </w:p>
+        </w:tc>
+        <w:tc>
+          <w:tcPr>
+            <w:tcW w:type="dxa" w:w="1234"/>
+          </w:tcPr>
+          <w:p>
+            <w:r>
+              <w:rPr>
+                <w:b/>
+                <w:sz w:val="18"/>
+              </w:rPr>
+              <w:t>容量 (ml)</w:t>
+            </w:r>
+          </w:p>
+        </w:tc>
+        <w:tc>
+          <w:tcPr>
+            <w:tcW w:type="dxa" w:w="1234"/>
+          </w:tcPr>
+          <w:p>
+            <w:r>
+              <w:rPr>
+                <w:b/>
+                <w:sz w:val="18"/>
+              </w:rPr>
+              <w:t>材质</w:t>
+            </w:r>
+          </w:p>
+        </w:tc>
+        <w:tc>
+          <w:tcPr>
+            <w:tcW w:type="dxa" w:w="1234"/>
+          </w:tcPr>
+          <w:p>
+            <w:r>
+              <w:rPr>
+                <w:b/>
+                <w:sz w:val="18"/>
+              </w:rPr>
+              <w:t>保温效能</w:t>
+            </w:r>
+          </w:p>
+        </w:tc>
+        <w:tc>
+          <w:tcPr>
+            <w:tcW w:type="dxa" w:w="1234"/>
+          </w:tcPr>
+          <w:p>
+            <w:r>
+              <w:rPr>
+                <w:b/>
+                <w:sz w:val="18"/>
+              </w:rPr>
+              <w:t>出厂价 (¥)</w:t>
+            </w:r>
+          </w:p>
+        </w:tc>
+        <w:tc>
+          <w:tcPr>
+            <w:tcW w:type="dxa" w:w="1234"/>
+          </w:tcPr>
+          <w:p>
+            <w:r>
+              <w:rPr>
+                <w:b/>
+                <w:sz w:val="18"/>
+              </w:rPr>
+              <w:t>零售价 ($)</w:t>
+            </w:r>
+          </w:p>
+        </w:tc>
+      </w:tr>
+      <w:tr>
+        <w:tc>
+          <w:tcPr>
+            <w:tcW w:type="dxa" w:w="1234"/>
+          </w:tcPr>
+          <w:p>
+            <w:r>
+              <w:rPr>
+                <w:b w:val="0"/>
+                <w:sz w:val="18"/>
+              </w:rPr>
+              <w:t>HY-TH001</w:t>
+            </w:r>
+          </w:p>
+        </w:tc>
+        <w:tc>
+          <w:tcPr>
+            <w:tcW w:type="dxa" w:w="1234"/>
+          </w:tcPr>
+          <w:p>
+            <w:r>
+              <w:rPr>
+                <w:b w:val="0"/>
+                <w:sz w:val="18"/>
+              </w:rPr>
+              <w:t>经典不锈钢保温杯</w:t>
+            </w:r>
+          </w:p>
+        </w:tc>
+        <w:tc>
+          <w:tcPr>
+            <w:tcW w:type="dxa" w:w="1234"/>
+          </w:tcPr>
+          <w:p>
+            <w:r>
+              <w:rPr>
+                <w:b w:val="0"/>
+                <w:sz w:val="18"/>
+              </w:rPr>
+              <w:t>480</w:t>
+            </w:r>
+          </w:p>
+        </w:tc>
+        <w:tc>
+          <w:tcPr>
+            <w:tcW w:type="dxa" w:w="1234"/>
+          </w:tcPr>
+          <w:p>
+            <w:r>
+              <w:rPr>
+                <w:b w:val="0"/>
+                <w:sz w:val="18"/>
+              </w:rPr>
+              <w:t>316不锈钢</w:t>
+            </w:r>
+          </w:p>
+        </w:tc>
+        <w:tc>
+          <w:tcPr>
+            <w:tcW w:type="dxa" w:w="1234"/>
+          </w:tcPr>
+          <w:p>
+            <w:r>
+              <w:rPr>
+                <w:b w:val="0"/>
+                <w:sz w:val="18"/>
+              </w:rPr>
+              <w:t>12h≥55°C</w:t>
+            </w:r>
+          </w:p>
+        </w:tc>
+        <w:tc>
+          <w:tcPr>
+            <w:tcW w:type="dxa" w:w="1234"/>
+          </w:tcPr>
+          <w:p>
+            <w:r>
+              <w:rPr>
+                <w:b w:val="0"/>
+                <w:sz w:val="18"/>
+              </w:rPr>
+              <w:t>58</w:t>
+            </w:r>
+          </w:p>
+        </w:tc>
+        <w:tc>
+          <w:tcPr>
+            <w:tcW w:type="dxa" w:w="1234"/>
+          </w:tcPr>
+          <w:p>
+            <w:r>
+              <w:rPr>
+                <w:b w:val="0"/>
+                <w:sz w:val="18"/>
+              </w:rPr>
+              <w:t>24.99</w:t>
+            </w:r>
+          </w:p>
+        </w:tc>
+      </w:tr>
+      <w:tr>
+        <w:tc>
+          <w:tcPr>
+            <w:tcW w:type="dxa" w:w="1234"/>
+          </w:tcPr>
+          <w:p>
+            <w:r>
+              <w:rPr>
+                <w:b w:val="0"/>
+                <w:sz w:val="18"/>
+              </w:rPr>
+              <w:t>HY-TH002</w:t>
+            </w:r>
+          </w:p>
+        </w:tc>
+        <w:tc>
+          <w:tcPr>
+            <w:tcW w:type="dxa" w:w="1234"/>
+          </w:tcPr>
+          <w:p>
+            <w:r>
+              <w:rPr>
+                <w:b w:val="0"/>
+                <w:sz w:val="18"/>
+              </w:rPr>
+              <w:t>大容量运动水壶</w:t>
+            </w:r>
+          </w:p>
+        </w:tc>
+        <w:tc>
+          <w:tcPr>
+            <w:tcW w:type="dxa" w:w="1234"/>
+          </w:tcPr>
+          <w:p>
+            <w:r>
+              <w:rPr>
+                <w:b w:val="0"/>
+                <w:sz w:val="18"/>
+              </w:rPr>
+              <w:t>1000</w:t>
+            </w:r>
+          </w:p>
+        </w:tc>
+        <w:tc>
+          <w:tcPr>
+            <w:tcW w:type="dxa" w:w="1234"/>
+          </w:tcPr>
+          <w:p>
+            <w:r>
+              <w:rPr>
+                <w:b w:val="0"/>
+                <w:sz w:val="18"/>
+              </w:rPr>
+              <w:t>316不锈钢</w:t>
+            </w:r>
+          </w:p>
+        </w:tc>
+        <w:tc>
+          <w:tcPr>
+            <w:tcW w:type="dxa" w:w="1234"/>
+          </w:tcPr>
+          <w:p>
+            <w:r>
+              <w:rPr>
+                <w:b w:val="0"/>
+                <w:sz w:val="18"/>
+              </w:rPr>
+              <w:t>12h≥60°C</w:t>
+            </w:r>
+          </w:p>
+        </w:tc>
+        <w:tc>
+          <w:tcPr>
+            <w:tcW w:type="dxa" w:w="1234"/>
+          </w:tcPr>
+          <w:p>
+            <w:r>
+              <w:rPr>
+                <w:b w:val="0"/>
+                <w:sz w:val="18"/>
+              </w:rPr>
+              <w:t>78</w:t>
+            </w:r>
+          </w:p>
+        </w:tc>
+        <w:tc>
+          <w:tcPr>
+            <w:tcW w:type="dxa" w:w="1234"/>
+          </w:tcPr>
+          <w:p>
+            <w:r>
+              <w:rPr>
+                <w:b w:val="0"/>
+                <w:sz w:val="18"/>
+              </w:rPr>
+              <w:t>32.99</w:t>
+            </w:r>
+          </w:p>
+        </w:tc>
+      </w:tr>
+      <w:tr>
+        <w:tc>
+          <w:tcPr>
+            <w:tcW w:type="dxa" w:w="1234"/>
+          </w:tcPr>
+          <w:p>
+            <w:r>
+              <w:rPr>
+                <w:b w:val="0"/>
+                <w:sz w:val="18"/>
+              </w:rPr>
+              <w:t>HY-TH003</w:t>
+            </w:r>
+          </w:p>
+        </w:tc>
+        <w:tc>
+          <w:tcPr>
+            <w:tcW w:type="dxa" w:w="1234"/>
+          </w:tcPr>
+          <w:p>
+            <w:r>
+              <w:rPr>
+                <w:b w:val="0"/>
+                <w:sz w:val="18"/>
+              </w:rPr>
+              <w:t>迷你随手杯</w:t>
+            </w:r>
+          </w:p>
+        </w:tc>
+        <w:tc>
+          <w:tcPr>
+            <w:tcW w:type="dxa" w:w="1234"/>
+          </w:tcPr>
+          <w:p>
+            <w:r>
+              <w:rPr>
+                <w:b w:val="0"/>
+                <w:sz w:val="18"/>
+              </w:rPr>
+              <w:t>280</w:t>
+            </w:r>
+          </w:p>
+        </w:tc>
+        <w:tc>
+          <w:tcPr>
+            <w:tcW w:type="dxa" w:w="1234"/>
+          </w:tcPr>
+          <w:p>
+            <w:r>
+              <w:rPr>
+                <w:b w:val="0"/>
+                <w:sz w:val="18"/>
+              </w:rPr>
+              <w:t>304不锈钢</w:t>
+            </w:r>
+          </w:p>
+        </w:tc>
+        <w:tc>
+          <w:tcPr>
+            <w:tcW w:type="dxa" w:w="1234"/>
+          </w:tcPr>
+          <w:p>
+            <w:r>
+              <w:rPr>
+                <w:b w:val="0"/>
+                <w:sz w:val="18"/>
+              </w:rPr>
+              <w:t>6h≥50°C</w:t>
+            </w:r>
+          </w:p>
+        </w:tc>
+        <w:tc>
+          <w:tcPr>
+            <w:tcW w:type="dxa" w:w="1234"/>
+          </w:tcPr>
+          <w:p>
+            <w:r>
+              <w:rPr>
+                <w:b w:val="0"/>
+                <w:sz w:val="18"/>
+              </w:rPr>
+              <w:t>39</w:t>
+            </w:r>
+          </w:p>
+        </w:tc>
+        <w:tc>
+          <w:tcPr>
+            <w:tcW w:type="dxa" w:w="1234"/>
+          </w:tcPr>
+          <w:p>
+            <w:r>
+              <w:rPr>
+                <w:b w:val="0"/>
+                <w:sz w:val="18"/>
+              </w:rPr>
+              <w:t>16.99</w:t>
+            </w:r>
+          </w:p>
+        </w:tc>
+      </w:tr>
+      <w:tr>
+        <w:tc>
+          <w:tcPr>
+            <w:tcW w:type="dxa" w:w="1234"/>
+          </w:tcPr>
+          <w:p>
+            <w:r>
+              <w:rPr>
+                <w:b w:val="0"/>
+                <w:sz w:val="18"/>
+              </w:rPr>
+              <w:t>HY-TH004</w:t>
+            </w:r>
+          </w:p>
+        </w:tc>
+        <w:tc>
+          <w:tcPr>
+            <w:tcW w:type="dxa" w:w="1234"/>
+          </w:tcPr>
+          <w:p>
+            <w:r>
+              <w:rPr>
+                <w:b w:val="0"/>
+                <w:sz w:val="18"/>
+              </w:rPr>
+              <w:t>智能测温杯</w:t>
+            </w:r>
+          </w:p>
+        </w:tc>
+        <w:tc>
+          <w:tcPr>
+            <w:tcW w:type="dxa" w:w="1234"/>
+          </w:tcPr>
+          <w:p>
+            <w:r>
+              <w:rPr>
+                <w:b w:val="0"/>
+                <w:sz w:val="18"/>
+              </w:rPr>
+              <w:t>400</w:t>
+            </w:r>
+          </w:p>
+        </w:tc>
+        <w:tc>
+          <w:tcPr>
+            <w:tcW w:type="dxa" w:w="1234"/>
+          </w:tcPr>
+          <w:p>
+            <w:r>
+              <w:rPr>
+                <w:b w:val="0"/>
+                <w:sz w:val="18"/>
+              </w:rPr>
+              <w:t>316不锈钢+LCD屏</w:t>
+            </w:r>
+          </w:p>
+        </w:tc>
+        <w:tc>
+          <w:tcPr>
+            <w:tcW w:type="dxa" w:w="1234"/>
+          </w:tcPr>
+          <w:p>
+            <w:r>
+              <w:rPr>
+                <w:b w:val="0"/>
+                <w:sz w:val="18"/>
+              </w:rPr>
+              <w:t>12h≥55°C</w:t>
+            </w:r>
+          </w:p>
+        </w:tc>
+        <w:tc>
+          <w:tcPr>
+            <w:tcW w:type="dxa" w:w="1234"/>
+          </w:tcPr>
+          <w:p>
+            <w:r>
+              <w:rPr>
+                <w:b w:val="0"/>
+                <w:sz w:val="18"/>
+              </w:rPr>
+              <w:t>108</w:t>
+            </w:r>
+          </w:p>
+        </w:tc>
+        <w:tc>
+          <w:tcPr>
+            <w:tcW w:type="dxa" w:w="1234"/>
+          </w:tcPr>
+          <w:p>
+            <w:r>
+              <w:rPr>
+                <w:b w:val="0"/>
+                <w:sz w:val="18"/>
+              </w:rPr>
+              <w:t>44.99</w:t>
+            </w:r>
+          </w:p>
+        </w:tc>
+      </w:tr>
+      <w:tr>
+        <w:tc>
+          <w:tcPr>
+            <w:tcW w:type="dxa" w:w="1234"/>
+          </w:tcPr>
+          <w:p>
+            <w:r>
+              <w:rPr>
+                <w:b w:val="0"/>
+                <w:sz w:val="18"/>
+              </w:rPr>
+              <w:t>HY-TH005</w:t>
+            </w:r>
+          </w:p>
+        </w:tc>
+        <w:tc>
+          <w:tcPr>
+            <w:tcW w:type="dxa" w:w="1234"/>
+          </w:tcPr>
+          <w:p>
+            <w:r>
+              <w:rPr>
+                <w:b w:val="0"/>
+                <w:sz w:val="18"/>
+              </w:rPr>
+              <w:t>折叠硅胶咖啡杯</w:t>
+            </w:r>
+          </w:p>
+        </w:tc>
+        <w:tc>
+          <w:tcPr>
+            <w:tcW w:type="dxa" w:w="1234"/>
+          </w:tcPr>
+          <w:p>
+            <w:r>
+              <w:rPr>
+                <w:b w:val="0"/>
+                <w:sz w:val="18"/>
+              </w:rPr>
+              <w:t>350</w:t>
+            </w:r>
+          </w:p>
+        </w:tc>
+        <w:tc>
+          <w:tcPr>
+            <w:tcW w:type="dxa" w:w="1234"/>
+          </w:tcPr>
+          <w:p>
+            <w:r>
+              <w:rPr>
+                <w:b w:val="0"/>
+                <w:sz w:val="18"/>
+              </w:rPr>
+              <w:t>食品级硅胶+PP</w:t>
+            </w:r>
+          </w:p>
+        </w:tc>
+        <w:tc>
+          <w:tcPr>
+            <w:tcW w:type="dxa" w:w="1234"/>
+          </w:tcPr>
+          <w:p>
+            <w:r>
+              <w:rPr>
+                <w:b w:val="0"/>
+                <w:sz w:val="18"/>
+              </w:rPr>
+              <w:t>不适用</w:t>
+            </w:r>
+          </w:p>
+        </w:tc>
+        <w:tc>
+          <w:tcPr>
+            <w:tcW w:type="dxa" w:w="1234"/>
+          </w:tcPr>
+          <w:p>
+            <w:r>
+              <w:rPr>
+                <w:b w:val="0"/>
+                <w:sz w:val="18"/>
+              </w:rPr>
+              <w:t>32</w:t>
+            </w:r>
+          </w:p>
+        </w:tc>
+        <w:tc>
+          <w:tcPr>
+            <w:tcW w:type="dxa" w:w="1234"/>
+          </w:tcPr>
+          <w:p>
+            <w:r>
+              <w:rPr>
+                <w:b w:val="0"/>
+                <w:sz w:val="18"/>
+              </w:rPr>
+              <w:t>14.99</w:t>
+            </w:r>
+          </w:p>
+        </w:tc>
+      </w:tr>
+    </w:tbl>
     <w:p>
       <w:pPr>
         <w:pStyle w:val="Heading3"/>
       </w:pPr>
       <w:r>
-        <w:rPr>
-          <w:b/>
-          <w:sz w:val="26"/>
-        </w:rPr>
-        <w:t>4.2 季节款（TF-SN）</w:t>
+        <w:t>4.2 运动水杯系列（HY-SP）</w:t>
       </w:r>
     </w:p>
-    <w:p/>
+    <w:tbl>
+      <w:tblPr>
+        <w:tblStyle w:val="TableGrid"/>
+        <w:tblW w:type="auto" w:w="0"/>
+        <w:tblLook w:firstColumn="1" w:firstRow="1" w:lastColumn="0" w:lastRow="0" w:noHBand="0" w:noVBand="1" w:val="04A0"/>
+      </w:tblPr>
+      <w:tblGrid>
+        <w:gridCol w:w="1234"/>
+        <w:gridCol w:w="1234"/>
+        <w:gridCol w:w="1234"/>
+        <w:gridCol w:w="1234"/>
+        <w:gridCol w:w="1234"/>
+        <w:gridCol w:w="1234"/>
+        <w:gridCol w:w="1234"/>
+      </w:tblGrid>
+      <w:tr>
+        <w:tc>
+          <w:tcPr>
+            <w:tcW w:type="dxa" w:w="1234"/>
+          </w:tcPr>
+          <w:p>
+            <w:r>
+              <w:rPr>
+                <w:b/>
+                <w:sz w:val="18"/>
+              </w:rPr>
+              <w:t>SKU</w:t>
+            </w:r>
+          </w:p>
+        </w:tc>
+        <w:tc>
+          <w:tcPr>
+            <w:tcW w:type="dxa" w:w="1234"/>
+          </w:tcPr>
+          <w:p>
+            <w:r>
+              <w:rPr>
+                <w:b/>
+                <w:sz w:val="18"/>
+              </w:rPr>
+              <w:t>品名</w:t>
+            </w:r>
+          </w:p>
+        </w:tc>
+        <w:tc>
+          <w:tcPr>
+            <w:tcW w:type="dxa" w:w="1234"/>
+          </w:tcPr>
+          <w:p>
+            <w:r>
+              <w:rPr>
+                <w:b/>
+                <w:sz w:val="18"/>
+              </w:rPr>
+              <w:t>容量 (ml)</w:t>
+            </w:r>
+          </w:p>
+        </w:tc>
+        <w:tc>
+          <w:tcPr>
+            <w:tcW w:type="dxa" w:w="1234"/>
+          </w:tcPr>
+          <w:p>
+            <w:r>
+              <w:rPr>
+                <w:b/>
+                <w:sz w:val="18"/>
+              </w:rPr>
+              <w:t>材质</w:t>
+            </w:r>
+          </w:p>
+        </w:tc>
+        <w:tc>
+          <w:tcPr>
+            <w:tcW w:type="dxa" w:w="1234"/>
+          </w:tcPr>
+          <w:p>
+            <w:r>
+              <w:rPr>
+                <w:b/>
+                <w:sz w:val="18"/>
+              </w:rPr>
+              <w:t>特色</w:t>
+            </w:r>
+          </w:p>
+        </w:tc>
+        <w:tc>
+          <w:tcPr>
+            <w:tcW w:type="dxa" w:w="1234"/>
+          </w:tcPr>
+          <w:p>
+            <w:r>
+              <w:rPr>
+                <w:b/>
+                <w:sz w:val="18"/>
+              </w:rPr>
+              <w:t>出厂价 (¥)</w:t>
+            </w:r>
+          </w:p>
+        </w:tc>
+        <w:tc>
+          <w:tcPr>
+            <w:tcW w:type="dxa" w:w="1234"/>
+          </w:tcPr>
+          <w:p>
+            <w:r>
+              <w:rPr>
+                <w:b/>
+                <w:sz w:val="18"/>
+              </w:rPr>
+              <w:t>零售价 ($)</w:t>
+            </w:r>
+          </w:p>
+        </w:tc>
+      </w:tr>
+      <w:tr>
+        <w:tc>
+          <w:tcPr>
+            <w:tcW w:type="dxa" w:w="1234"/>
+          </w:tcPr>
+          <w:p>
+            <w:r>
+              <w:rPr>
+                <w:b w:val="0"/>
+                <w:sz w:val="18"/>
+              </w:rPr>
+              <w:t>HY-SP001</w:t>
+            </w:r>
+          </w:p>
+        </w:tc>
+        <w:tc>
+          <w:tcPr>
+            <w:tcW w:type="dxa" w:w="1234"/>
+          </w:tcPr>
+          <w:p>
+            <w:r>
+              <w:rPr>
+                <w:b w:val="0"/>
+                <w:sz w:val="18"/>
+              </w:rPr>
+              <w:t>Tritan运动水杯</w:t>
+            </w:r>
+          </w:p>
+        </w:tc>
+        <w:tc>
+          <w:tcPr>
+            <w:tcW w:type="dxa" w:w="1234"/>
+          </w:tcPr>
+          <w:p>
+            <w:r>
+              <w:rPr>
+                <w:b w:val="0"/>
+                <w:sz w:val="18"/>
+              </w:rPr>
+              <w:t>750</w:t>
+            </w:r>
+          </w:p>
+        </w:tc>
+        <w:tc>
+          <w:tcPr>
+            <w:tcW w:type="dxa" w:w="1234"/>
+          </w:tcPr>
+          <w:p>
+            <w:r>
+              <w:rPr>
+                <w:b w:val="0"/>
+                <w:sz w:val="18"/>
+              </w:rPr>
+              <w:t>Tritan</w:t>
+            </w:r>
+          </w:p>
+        </w:tc>
+        <w:tc>
+          <w:tcPr>
+            <w:tcW w:type="dxa" w:w="1234"/>
+          </w:tcPr>
+          <w:p>
+            <w:r>
+              <w:rPr>
+                <w:b w:val="0"/>
+                <w:sz w:val="18"/>
+              </w:rPr>
+              <w:t>一键弹盖</w:t>
+            </w:r>
+          </w:p>
+        </w:tc>
+        <w:tc>
+          <w:tcPr>
+            <w:tcW w:type="dxa" w:w="1234"/>
+          </w:tcPr>
+          <w:p>
+            <w:r>
+              <w:rPr>
+                <w:b w:val="0"/>
+                <w:sz w:val="18"/>
+              </w:rPr>
+              <w:t>28</w:t>
+            </w:r>
+          </w:p>
+        </w:tc>
+        <w:tc>
+          <w:tcPr>
+            <w:tcW w:type="dxa" w:w="1234"/>
+          </w:tcPr>
+          <w:p>
+            <w:r>
+              <w:rPr>
+                <w:b w:val="0"/>
+                <w:sz w:val="18"/>
+              </w:rPr>
+              <w:t>12.99</w:t>
+            </w:r>
+          </w:p>
+        </w:tc>
+      </w:tr>
+      <w:tr>
+        <w:tc>
+          <w:tcPr>
+            <w:tcW w:type="dxa" w:w="1234"/>
+          </w:tcPr>
+          <w:p>
+            <w:r>
+              <w:rPr>
+                <w:b w:val="0"/>
+                <w:sz w:val="18"/>
+              </w:rPr>
+              <w:t>HY-SP002</w:t>
+            </w:r>
+          </w:p>
+        </w:tc>
+        <w:tc>
+          <w:tcPr>
+            <w:tcW w:type="dxa" w:w="1234"/>
+          </w:tcPr>
+          <w:p>
+            <w:r>
+              <w:rPr>
+                <w:b w:val="0"/>
+                <w:sz w:val="18"/>
+              </w:rPr>
+              <w:t>双饮口健身杯</w:t>
+            </w:r>
+          </w:p>
+        </w:tc>
+        <w:tc>
+          <w:tcPr>
+            <w:tcW w:type="dxa" w:w="1234"/>
+          </w:tcPr>
+          <w:p>
+            <w:r>
+              <w:rPr>
+                <w:b w:val="0"/>
+                <w:sz w:val="18"/>
+              </w:rPr>
+              <w:t>600</w:t>
+            </w:r>
+          </w:p>
+        </w:tc>
+        <w:tc>
+          <w:tcPr>
+            <w:tcW w:type="dxa" w:w="1234"/>
+          </w:tcPr>
+          <w:p>
+            <w:r>
+              <w:rPr>
+                <w:b w:val="0"/>
+                <w:sz w:val="18"/>
+              </w:rPr>
+              <w:t>Tritan</w:t>
+            </w:r>
+          </w:p>
+        </w:tc>
+        <w:tc>
+          <w:tcPr>
+            <w:tcW w:type="dxa" w:w="1234"/>
+          </w:tcPr>
+          <w:p>
+            <w:r>
+              <w:rPr>
+                <w:b w:val="0"/>
+                <w:sz w:val="18"/>
+              </w:rPr>
+              <w:t>直饮+吸管</w:t>
+            </w:r>
+          </w:p>
+        </w:tc>
+        <w:tc>
+          <w:tcPr>
+            <w:tcW w:type="dxa" w:w="1234"/>
+          </w:tcPr>
+          <w:p>
+            <w:r>
+              <w:rPr>
+                <w:b w:val="0"/>
+                <w:sz w:val="18"/>
+              </w:rPr>
+              <w:t>35</w:t>
+            </w:r>
+          </w:p>
+        </w:tc>
+        <w:tc>
+          <w:tcPr>
+            <w:tcW w:type="dxa" w:w="1234"/>
+          </w:tcPr>
+          <w:p>
+            <w:r>
+              <w:rPr>
+                <w:b w:val="0"/>
+                <w:sz w:val="18"/>
+              </w:rPr>
+              <w:t>15.99</w:t>
+            </w:r>
+          </w:p>
+        </w:tc>
+      </w:tr>
+      <w:tr>
+        <w:tc>
+          <w:tcPr>
+            <w:tcW w:type="dxa" w:w="1234"/>
+          </w:tcPr>
+          <w:p>
+            <w:r>
+              <w:rPr>
+                <w:b w:val="0"/>
+                <w:sz w:val="18"/>
+              </w:rPr>
+              <w:t>HY-SP003</w:t>
+            </w:r>
+          </w:p>
+        </w:tc>
+        <w:tc>
+          <w:tcPr>
+            <w:tcW w:type="dxa" w:w="1234"/>
+          </w:tcPr>
+          <w:p>
+            <w:r>
+              <w:rPr>
+                <w:b w:val="0"/>
+                <w:sz w:val="18"/>
+              </w:rPr>
+              <w:t>大容量太空杯</w:t>
+            </w:r>
+          </w:p>
+        </w:tc>
+        <w:tc>
+          <w:tcPr>
+            <w:tcW w:type="dxa" w:w="1234"/>
+          </w:tcPr>
+          <w:p>
+            <w:r>
+              <w:rPr>
+                <w:b w:val="0"/>
+                <w:sz w:val="18"/>
+              </w:rPr>
+              <w:t>1500</w:t>
+            </w:r>
+          </w:p>
+        </w:tc>
+        <w:tc>
+          <w:tcPr>
+            <w:tcW w:type="dxa" w:w="1234"/>
+          </w:tcPr>
+          <w:p>
+            <w:r>
+              <w:rPr>
+                <w:b w:val="0"/>
+                <w:sz w:val="18"/>
+              </w:rPr>
+              <w:t>PC</w:t>
+            </w:r>
+          </w:p>
+        </w:tc>
+        <w:tc>
+          <w:tcPr>
+            <w:tcW w:type="dxa" w:w="1234"/>
+          </w:tcPr>
+          <w:p>
+            <w:r>
+              <w:rPr>
+                <w:b w:val="0"/>
+                <w:sz w:val="18"/>
+              </w:rPr>
+              <w:t>刻度标尺</w:t>
+            </w:r>
+          </w:p>
+        </w:tc>
+        <w:tc>
+          <w:tcPr>
+            <w:tcW w:type="dxa" w:w="1234"/>
+          </w:tcPr>
+          <w:p>
+            <w:r>
+              <w:rPr>
+                <w:b w:val="0"/>
+                <w:sz w:val="18"/>
+              </w:rPr>
+              <w:t>22</w:t>
+            </w:r>
+          </w:p>
+        </w:tc>
+        <w:tc>
+          <w:tcPr>
+            <w:tcW w:type="dxa" w:w="1234"/>
+          </w:tcPr>
+          <w:p>
+            <w:r>
+              <w:rPr>
+                <w:b w:val="0"/>
+                <w:sz w:val="18"/>
+              </w:rPr>
+              <w:t>9.99</w:t>
+            </w:r>
+          </w:p>
+        </w:tc>
+      </w:tr>
+      <w:tr>
+        <w:tc>
+          <w:tcPr>
+            <w:tcW w:type="dxa" w:w="1234"/>
+          </w:tcPr>
+          <w:p>
+            <w:r>
+              <w:rPr>
+                <w:b w:val="0"/>
+                <w:sz w:val="18"/>
+              </w:rPr>
+              <w:t>HY-SP004</w:t>
+            </w:r>
+          </w:p>
+        </w:tc>
+        <w:tc>
+          <w:tcPr>
+            <w:tcW w:type="dxa" w:w="1234"/>
+          </w:tcPr>
+          <w:p>
+            <w:r>
+              <w:rPr>
+                <w:b w:val="0"/>
+                <w:sz w:val="18"/>
+              </w:rPr>
+              <w:t>儿童防呛水杯</w:t>
+            </w:r>
+          </w:p>
+        </w:tc>
+        <w:tc>
+          <w:tcPr>
+            <w:tcW w:type="dxa" w:w="1234"/>
+          </w:tcPr>
+          <w:p>
+            <w:r>
+              <w:rPr>
+                <w:b w:val="0"/>
+                <w:sz w:val="18"/>
+              </w:rPr>
+              <w:t>400</w:t>
+            </w:r>
+          </w:p>
+        </w:tc>
+        <w:tc>
+          <w:tcPr>
+            <w:tcW w:type="dxa" w:w="1234"/>
+          </w:tcPr>
+          <w:p>
+            <w:r>
+              <w:rPr>
+                <w:b w:val="0"/>
+                <w:sz w:val="18"/>
+              </w:rPr>
+              <w:t>PPSU</w:t>
+            </w:r>
+          </w:p>
+        </w:tc>
+        <w:tc>
+          <w:tcPr>
+            <w:tcW w:type="dxa" w:w="1234"/>
+          </w:tcPr>
+          <w:p>
+            <w:r>
+              <w:rPr>
+                <w:b w:val="0"/>
+                <w:sz w:val="18"/>
+              </w:rPr>
+              <w:t>重力球吸管</w:t>
+            </w:r>
+          </w:p>
+        </w:tc>
+        <w:tc>
+          <w:tcPr>
+            <w:tcW w:type="dxa" w:w="1234"/>
+          </w:tcPr>
+          <w:p>
+            <w:r>
+              <w:rPr>
+                <w:b w:val="0"/>
+                <w:sz w:val="18"/>
+              </w:rPr>
+              <w:t>42</w:t>
+            </w:r>
+          </w:p>
+        </w:tc>
+        <w:tc>
+          <w:tcPr>
+            <w:tcW w:type="dxa" w:w="1234"/>
+          </w:tcPr>
+          <w:p>
+            <w:r>
+              <w:rPr>
+                <w:b w:val="0"/>
+                <w:sz w:val="18"/>
+              </w:rPr>
+              <w:t>19.99</w:t>
+            </w:r>
+          </w:p>
+        </w:tc>
+      </w:tr>
+    </w:tbl>
     <w:p>
+      <w:pPr>
+        <w:pStyle w:val="Heading3"/>
+      </w:pPr>
       <w:r>
-        <w:t>SKU  |  品名  |  材质  |  季节  |  出厂价 (¥)  |  零售价 ($)</w:t>
+        <w:t>4.3 杯具质检要点</w:t>
       </w:r>
     </w:p>
     <w:p>
       <w:r>
-        <w:t>TF-SN001  |  羊毛呢礼帽  |  70%羊毛  |  秋冬  |  58  |  29.99</w:t>
+        <w:t>- 保温效能：按 GB/T 29606-2013 执行，每批次抽检 5%。</w:t>
       </w:r>
     </w:p>
     <w:p>
       <w:r>
-        <w:t>TF-SN002  |  针织毛线帽  |  腈纶混纺  |  秋冬  |  20  |  9.99</w:t>
+        <w:t>- 密封性：注入 90°C 热水倒置 3 分钟无渗漏。</w:t>
       </w:r>
     </w:p>
     <w:p>
       <w:r>
-        <w:t>TF-SN003  |  草编遮阳帽  |  天然拉菲草  |  春夏  |  35  |  15.99</w:t>
+        <w:t>- 食品接触材料：不锈钢须符合 LFGB 与 FDA 21 CFR 175.300。</w:t>
       </w:r>
     </w:p>
     <w:p>
       <w:r>
-        <w:t>TF-SN004  |  速干空顶帽  |  冰感涤纶  |  春夏  |  16  |  7.99</w:t>
+        <w:t>- BPA Free：所有塑料部件须提供第三方检测报告。</w:t>
       </w:r>
     </w:p>
-    <w:p/>
-    <w:p>
-      <w:r>
-        <w:t>────────────────────────────────────────────────────────────</w:t>
-      </w:r>
-    </w:p>
-    <w:p/>
     <w:p>
       <w:pPr>
         <w:pStyle w:val="Heading2"/>
       </w:pPr>
       <w:r>
-        <w:rPr>
-          <w:b/>
-          <w:sz w:val="32"/>
-        </w:rPr>
-        <w:t>五、全球仓储布局</w:t>
-      </w:r>
-    </w:p>
-    <w:p/>
-    <w:p>
-      <w:r>
-        <w:t>仓库  |  地址  |  覆盖区域  |  面积 (㎡)  |  日均处理</w:t>
+        <w:t>第五章 帽饰产品线</w:t>
       </w:r>
     </w:p>
     <w:p>
+      <w:pPr>
+        <w:pStyle w:val="Heading3"/>
+      </w:pPr>
       <w:r>
-        <w:t>深圳总仓  |  深圳市龙岗区坂田街道  |  全球集货  |  8,000  |  15,000 单</w:t>
+        <w:t>5.1 潮流系列（TF-TR）</w:t>
       </w:r>
     </w:p>
+    <w:tbl>
+      <w:tblPr>
+        <w:tblStyle w:val="TableGrid"/>
+        <w:tblW w:type="auto" w:w="0"/>
+        <w:tblLook w:firstColumn="1" w:firstRow="1" w:lastColumn="0" w:lastRow="0" w:noHBand="0" w:noVBand="1" w:val="04A0"/>
+      </w:tblPr>
+      <w:tblGrid>
+        <w:gridCol w:w="1234"/>
+        <w:gridCol w:w="1234"/>
+        <w:gridCol w:w="1234"/>
+        <w:gridCol w:w="1234"/>
+        <w:gridCol w:w="1234"/>
+        <w:gridCol w:w="1234"/>
+        <w:gridCol w:w="1234"/>
+      </w:tblGrid>
+      <w:tr>
+        <w:tc>
+          <w:tcPr>
+            <w:tcW w:type="dxa" w:w="1234"/>
+          </w:tcPr>
+          <w:p>
+            <w:r>
+              <w:rPr>
+                <w:b/>
+                <w:sz w:val="18"/>
+              </w:rPr>
+              <w:t>SKU</w:t>
+            </w:r>
+          </w:p>
+        </w:tc>
+        <w:tc>
+          <w:tcPr>
+            <w:tcW w:type="dxa" w:w="1234"/>
+          </w:tcPr>
+          <w:p>
+            <w:r>
+              <w:rPr>
+                <w:b/>
+                <w:sz w:val="18"/>
+              </w:rPr>
+              <w:t>品名</w:t>
+            </w:r>
+          </w:p>
+        </w:tc>
+        <w:tc>
+          <w:tcPr>
+            <w:tcW w:type="dxa" w:w="1234"/>
+          </w:tcPr>
+          <w:p>
+            <w:r>
+              <w:rPr>
+                <w:b/>
+                <w:sz w:val="18"/>
+              </w:rPr>
+              <w:t>材质</w:t>
+            </w:r>
+          </w:p>
+        </w:tc>
+        <w:tc>
+          <w:tcPr>
+            <w:tcW w:type="dxa" w:w="1234"/>
+          </w:tcPr>
+          <w:p>
+            <w:r>
+              <w:rPr>
+                <w:b/>
+                <w:sz w:val="18"/>
+              </w:rPr>
+              <w:t>头围 (cm)</w:t>
+            </w:r>
+          </w:p>
+        </w:tc>
+        <w:tc>
+          <w:tcPr>
+            <w:tcW w:type="dxa" w:w="1234"/>
+          </w:tcPr>
+          <w:p>
+            <w:r>
+              <w:rPr>
+                <w:b/>
+                <w:sz w:val="18"/>
+              </w:rPr>
+              <w:t>出厂价 (¥)</w:t>
+            </w:r>
+          </w:p>
+        </w:tc>
+        <w:tc>
+          <w:tcPr>
+            <w:tcW w:type="dxa" w:w="1234"/>
+          </w:tcPr>
+          <w:p>
+            <w:r>
+              <w:rPr>
+                <w:b/>
+                <w:sz w:val="18"/>
+              </w:rPr>
+              <w:t>零售价 ($)</w:t>
+            </w:r>
+          </w:p>
+        </w:tc>
+        <w:tc>
+          <w:tcPr>
+            <w:tcW w:type="dxa" w:w="1234"/>
+          </w:tcPr>
+          <w:p>
+            <w:r>
+              <w:rPr>
+                <w:b/>
+                <w:sz w:val="18"/>
+              </w:rPr>
+              <w:t>MOQ</w:t>
+            </w:r>
+          </w:p>
+        </w:tc>
+      </w:tr>
+      <w:tr>
+        <w:tc>
+          <w:tcPr>
+            <w:tcW w:type="dxa" w:w="1234"/>
+          </w:tcPr>
+          <w:p>
+            <w:r>
+              <w:rPr>
+                <w:b w:val="0"/>
+                <w:sz w:val="18"/>
+              </w:rPr>
+              <w:t>TF-TR001</w:t>
+            </w:r>
+          </w:p>
+        </w:tc>
+        <w:tc>
+          <w:tcPr>
+            <w:tcW w:type="dxa" w:w="1234"/>
+          </w:tcPr>
+          <w:p>
+            <w:r>
+              <w:rPr>
+                <w:b w:val="0"/>
+                <w:sz w:val="18"/>
+              </w:rPr>
+              <w:t>经典棒球帽</w:t>
+            </w:r>
+          </w:p>
+        </w:tc>
+        <w:tc>
+          <w:tcPr>
+            <w:tcW w:type="dxa" w:w="1234"/>
+          </w:tcPr>
+          <w:p>
+            <w:r>
+              <w:rPr>
+                <w:b w:val="0"/>
+                <w:sz w:val="18"/>
+              </w:rPr>
+              <w:t>棉质斜纹布</w:t>
+            </w:r>
+          </w:p>
+        </w:tc>
+        <w:tc>
+          <w:tcPr>
+            <w:tcW w:type="dxa" w:w="1234"/>
+          </w:tcPr>
+          <w:p>
+            <w:r>
+              <w:rPr>
+                <w:b w:val="0"/>
+                <w:sz w:val="18"/>
+              </w:rPr>
+              <w:t>56-60</w:t>
+            </w:r>
+          </w:p>
+        </w:tc>
+        <w:tc>
+          <w:tcPr>
+            <w:tcW w:type="dxa" w:w="1234"/>
+          </w:tcPr>
+          <w:p>
+            <w:r>
+              <w:rPr>
+                <w:b w:val="0"/>
+                <w:sz w:val="18"/>
+              </w:rPr>
+              <w:t>18</w:t>
+            </w:r>
+          </w:p>
+        </w:tc>
+        <w:tc>
+          <w:tcPr>
+            <w:tcW w:type="dxa" w:w="1234"/>
+          </w:tcPr>
+          <w:p>
+            <w:r>
+              <w:rPr>
+                <w:b w:val="0"/>
+                <w:sz w:val="18"/>
+              </w:rPr>
+              <w:t>8.99</w:t>
+            </w:r>
+          </w:p>
+        </w:tc>
+        <w:tc>
+          <w:tcPr>
+            <w:tcW w:type="dxa" w:w="1234"/>
+          </w:tcPr>
+          <w:p>
+            <w:r>
+              <w:rPr>
+                <w:b w:val="0"/>
+                <w:sz w:val="18"/>
+              </w:rPr>
+              <w:t>300</w:t>
+            </w:r>
+          </w:p>
+        </w:tc>
+      </w:tr>
+      <w:tr>
+        <w:tc>
+          <w:tcPr>
+            <w:tcW w:type="dxa" w:w="1234"/>
+          </w:tcPr>
+          <w:p>
+            <w:r>
+              <w:rPr>
+                <w:b w:val="0"/>
+                <w:sz w:val="18"/>
+              </w:rPr>
+              <w:t>TF-TR002</w:t>
+            </w:r>
+          </w:p>
+        </w:tc>
+        <w:tc>
+          <w:tcPr>
+            <w:tcW w:type="dxa" w:w="1234"/>
+          </w:tcPr>
+          <w:p>
+            <w:r>
+              <w:rPr>
+                <w:b w:val="0"/>
+                <w:sz w:val="18"/>
+              </w:rPr>
+              <w:t>复古做旧鸭舌帽</w:t>
+            </w:r>
+          </w:p>
+        </w:tc>
+        <w:tc>
+          <w:tcPr>
+            <w:tcW w:type="dxa" w:w="1234"/>
+          </w:tcPr>
+          <w:p>
+            <w:r>
+              <w:rPr>
+                <w:b w:val="0"/>
+                <w:sz w:val="18"/>
+              </w:rPr>
+              <w:t>水洗帆布</w:t>
+            </w:r>
+          </w:p>
+        </w:tc>
+        <w:tc>
+          <w:tcPr>
+            <w:tcW w:type="dxa" w:w="1234"/>
+          </w:tcPr>
+          <w:p>
+            <w:r>
+              <w:rPr>
+                <w:b w:val="0"/>
+                <w:sz w:val="18"/>
+              </w:rPr>
+              <w:t>56-59</w:t>
+            </w:r>
+          </w:p>
+        </w:tc>
+        <w:tc>
+          <w:tcPr>
+            <w:tcW w:type="dxa" w:w="1234"/>
+          </w:tcPr>
+          <w:p>
+            <w:r>
+              <w:rPr>
+                <w:b w:val="0"/>
+                <w:sz w:val="18"/>
+              </w:rPr>
+              <w:t>22</w:t>
+            </w:r>
+          </w:p>
+        </w:tc>
+        <w:tc>
+          <w:tcPr>
+            <w:tcW w:type="dxa" w:w="1234"/>
+          </w:tcPr>
+          <w:p>
+            <w:r>
+              <w:rPr>
+                <w:b w:val="0"/>
+                <w:sz w:val="18"/>
+              </w:rPr>
+              <w:t>11.99</w:t>
+            </w:r>
+          </w:p>
+        </w:tc>
+        <w:tc>
+          <w:tcPr>
+            <w:tcW w:type="dxa" w:w="1234"/>
+          </w:tcPr>
+          <w:p>
+            <w:r>
+              <w:rPr>
+                <w:b w:val="0"/>
+                <w:sz w:val="18"/>
+              </w:rPr>
+              <w:t>200</w:t>
+            </w:r>
+          </w:p>
+        </w:tc>
+      </w:tr>
+      <w:tr>
+        <w:tc>
+          <w:tcPr>
+            <w:tcW w:type="dxa" w:w="1234"/>
+          </w:tcPr>
+          <w:p>
+            <w:r>
+              <w:rPr>
+                <w:b w:val="0"/>
+                <w:sz w:val="18"/>
+              </w:rPr>
+              <w:t>TF-TR003</w:t>
+            </w:r>
+          </w:p>
+        </w:tc>
+        <w:tc>
+          <w:tcPr>
+            <w:tcW w:type="dxa" w:w="1234"/>
+          </w:tcPr>
+          <w:p>
+            <w:r>
+              <w:rPr>
+                <w:b w:val="0"/>
+                <w:sz w:val="18"/>
+              </w:rPr>
+              <w:t>透气网眼运动帽</w:t>
+            </w:r>
+          </w:p>
+        </w:tc>
+        <w:tc>
+          <w:tcPr>
+            <w:tcW w:type="dxa" w:w="1234"/>
+          </w:tcPr>
+          <w:p>
+            <w:r>
+              <w:rPr>
+                <w:b w:val="0"/>
+                <w:sz w:val="18"/>
+              </w:rPr>
+              <w:t>涤纶网眼</w:t>
+            </w:r>
+          </w:p>
+        </w:tc>
+        <w:tc>
+          <w:tcPr>
+            <w:tcW w:type="dxa" w:w="1234"/>
+          </w:tcPr>
+          <w:p>
+            <w:r>
+              <w:rPr>
+                <w:b w:val="0"/>
+                <w:sz w:val="18"/>
+              </w:rPr>
+              <w:t>56-60</w:t>
+            </w:r>
+          </w:p>
+        </w:tc>
+        <w:tc>
+          <w:tcPr>
+            <w:tcW w:type="dxa" w:w="1234"/>
+          </w:tcPr>
+          <w:p>
+            <w:r>
+              <w:rPr>
+                <w:b w:val="0"/>
+                <w:sz w:val="18"/>
+              </w:rPr>
+              <w:t>15</w:t>
+            </w:r>
+          </w:p>
+        </w:tc>
+        <w:tc>
+          <w:tcPr>
+            <w:tcW w:type="dxa" w:w="1234"/>
+          </w:tcPr>
+          <w:p>
+            <w:r>
+              <w:rPr>
+                <w:b w:val="0"/>
+                <w:sz w:val="18"/>
+              </w:rPr>
+              <w:t>7.99</w:t>
+            </w:r>
+          </w:p>
+        </w:tc>
+        <w:tc>
+          <w:tcPr>
+            <w:tcW w:type="dxa" w:w="1234"/>
+          </w:tcPr>
+          <w:p>
+            <w:r>
+              <w:rPr>
+                <w:b w:val="0"/>
+                <w:sz w:val="18"/>
+              </w:rPr>
+              <w:t>500</w:t>
+            </w:r>
+          </w:p>
+        </w:tc>
+      </w:tr>
+      <w:tr>
+        <w:tc>
+          <w:tcPr>
+            <w:tcW w:type="dxa" w:w="1234"/>
+          </w:tcPr>
+          <w:p>
+            <w:r>
+              <w:rPr>
+                <w:b w:val="0"/>
+                <w:sz w:val="18"/>
+              </w:rPr>
+              <w:t>TF-TR004</w:t>
+            </w:r>
+          </w:p>
+        </w:tc>
+        <w:tc>
+          <w:tcPr>
+            <w:tcW w:type="dxa" w:w="1234"/>
+          </w:tcPr>
+          <w:p>
+            <w:r>
+              <w:rPr>
+                <w:b w:val="0"/>
+                <w:sz w:val="18"/>
+              </w:rPr>
+              <w:t>灯芯绒渔夫帽</w:t>
+            </w:r>
+          </w:p>
+        </w:tc>
+        <w:tc>
+          <w:tcPr>
+            <w:tcW w:type="dxa" w:w="1234"/>
+          </w:tcPr>
+          <w:p>
+            <w:r>
+              <w:rPr>
+                <w:b w:val="0"/>
+                <w:sz w:val="18"/>
+              </w:rPr>
+              <w:t>灯芯绒</w:t>
+            </w:r>
+          </w:p>
+        </w:tc>
+        <w:tc>
+          <w:tcPr>
+            <w:tcW w:type="dxa" w:w="1234"/>
+          </w:tcPr>
+          <w:p>
+            <w:r>
+              <w:rPr>
+                <w:b w:val="0"/>
+                <w:sz w:val="18"/>
+              </w:rPr>
+              <w:t>57-60</w:t>
+            </w:r>
+          </w:p>
+        </w:tc>
+        <w:tc>
+          <w:tcPr>
+            <w:tcW w:type="dxa" w:w="1234"/>
+          </w:tcPr>
+          <w:p>
+            <w:r>
+              <w:rPr>
+                <w:b w:val="0"/>
+                <w:sz w:val="18"/>
+              </w:rPr>
+              <w:t>25</w:t>
+            </w:r>
+          </w:p>
+        </w:tc>
+        <w:tc>
+          <w:tcPr>
+            <w:tcW w:type="dxa" w:w="1234"/>
+          </w:tcPr>
+          <w:p>
+            <w:r>
+              <w:rPr>
+                <w:b w:val="0"/>
+                <w:sz w:val="18"/>
+              </w:rPr>
+              <w:t>12.99</w:t>
+            </w:r>
+          </w:p>
+        </w:tc>
+        <w:tc>
+          <w:tcPr>
+            <w:tcW w:type="dxa" w:w="1234"/>
+          </w:tcPr>
+          <w:p>
+            <w:r>
+              <w:rPr>
+                <w:b w:val="0"/>
+                <w:sz w:val="18"/>
+              </w:rPr>
+              <w:t>200</w:t>
+            </w:r>
+          </w:p>
+        </w:tc>
+      </w:tr>
+      <w:tr>
+        <w:tc>
+          <w:tcPr>
+            <w:tcW w:type="dxa" w:w="1234"/>
+          </w:tcPr>
+          <w:p>
+            <w:r>
+              <w:rPr>
+                <w:b w:val="0"/>
+                <w:sz w:val="18"/>
+              </w:rPr>
+              <w:t>TF-TR005</w:t>
+            </w:r>
+          </w:p>
+        </w:tc>
+        <w:tc>
+          <w:tcPr>
+            <w:tcW w:type="dxa" w:w="1234"/>
+          </w:tcPr>
+          <w:p>
+            <w:r>
+              <w:rPr>
+                <w:b w:val="0"/>
+                <w:sz w:val="18"/>
+              </w:rPr>
+              <w:t>防晒宽檐帽</w:t>
+            </w:r>
+          </w:p>
+        </w:tc>
+        <w:tc>
+          <w:tcPr>
+            <w:tcW w:type="dxa" w:w="1234"/>
+          </w:tcPr>
+          <w:p>
+            <w:r>
+              <w:rPr>
+                <w:b w:val="0"/>
+                <w:sz w:val="18"/>
+              </w:rPr>
+              <w:t>UPF50+尼龙</w:t>
+            </w:r>
+          </w:p>
+        </w:tc>
+        <w:tc>
+          <w:tcPr>
+            <w:tcW w:type="dxa" w:w="1234"/>
+          </w:tcPr>
+          <w:p>
+            <w:r>
+              <w:rPr>
+                <w:b w:val="0"/>
+                <w:sz w:val="18"/>
+              </w:rPr>
+              <w:t>56-59</w:t>
+            </w:r>
+          </w:p>
+        </w:tc>
+        <w:tc>
+          <w:tcPr>
+            <w:tcW w:type="dxa" w:w="1234"/>
+          </w:tcPr>
+          <w:p>
+            <w:r>
+              <w:rPr>
+                <w:b w:val="0"/>
+                <w:sz w:val="18"/>
+              </w:rPr>
+              <w:t>32</w:t>
+            </w:r>
+          </w:p>
+        </w:tc>
+        <w:tc>
+          <w:tcPr>
+            <w:tcW w:type="dxa" w:w="1234"/>
+          </w:tcPr>
+          <w:p>
+            <w:r>
+              <w:rPr>
+                <w:b w:val="0"/>
+                <w:sz w:val="18"/>
+              </w:rPr>
+              <w:t>16.99</w:t>
+            </w:r>
+          </w:p>
+        </w:tc>
+        <w:tc>
+          <w:tcPr>
+            <w:tcW w:type="dxa" w:w="1234"/>
+          </w:tcPr>
+          <w:p>
+            <w:r>
+              <w:rPr>
+                <w:b w:val="0"/>
+                <w:sz w:val="18"/>
+              </w:rPr>
+              <w:t>200</w:t>
+            </w:r>
+          </w:p>
+        </w:tc>
+      </w:tr>
+    </w:tbl>
     <w:p>
+      <w:pPr>
+        <w:pStyle w:val="Heading3"/>
+      </w:pPr>
       <w:r>
-        <w:t>洛杉矶海外仓  |  1230 E Olympic Blvd, LA  |  北美  |  3,500  |  5,000 单</w:t>
+        <w:t>5.2 季节款（TF-SN）</w:t>
       </w:r>
     </w:p>
-    <w:p>
-      <w:r>
-        <w:t>汉堡海外仓  |  Wendenstraße 29, Hamburg  |  欧盟  |  2,800  |  3,500 单</w:t>
-      </w:r>
-    </w:p>
-    <w:p>
-      <w:r>
-        <w:t>大阪海外仓  |  大阪市住之江区南港東 4-5-2  |  日本  |  1,200  |  2,000 单</w:t>
-      </w:r>
-    </w:p>
-    <w:p/>
-    <w:p>
-      <w:r>
-        <w:t>────────────────────────────────────────────────────────────</w:t>
-      </w:r>
-    </w:p>
-    <w:p/>
+    <w:tbl>
+      <w:tblPr>
+        <w:tblStyle w:val="TableGrid"/>
+        <w:tblW w:type="auto" w:w="0"/>
+        <w:tblLook w:firstColumn="1" w:firstRow="1" w:lastColumn="0" w:lastRow="0" w:noHBand="0" w:noVBand="1" w:val="04A0"/>
+      </w:tblPr>
+      <w:tblGrid>
+        <w:gridCol w:w="1440"/>
+        <w:gridCol w:w="1440"/>
+        <w:gridCol w:w="1440"/>
+        <w:gridCol w:w="1440"/>
+        <w:gridCol w:w="1440"/>
+        <w:gridCol w:w="1440"/>
+      </w:tblGrid>
+      <w:tr>
+        <w:tc>
+          <w:tcPr>
+            <w:tcW w:type="dxa" w:w="1440"/>
+          </w:tcPr>
+          <w:p>
+            <w:r>
+              <w:rPr>
+                <w:b/>
+                <w:sz w:val="18"/>
+              </w:rPr>
+              <w:t>SKU</w:t>
+            </w:r>
+          </w:p>
+        </w:tc>
+        <w:tc>
+          <w:tcPr>
+            <w:tcW w:type="dxa" w:w="1440"/>
+          </w:tcPr>
+          <w:p>
+            <w:r>
+              <w:rPr>
+                <w:b/>
+                <w:sz w:val="18"/>
+              </w:rPr>
+              <w:t>品名</w:t>
+            </w:r>
+          </w:p>
+        </w:tc>
+        <w:tc>
+          <w:tcPr>
+            <w:tcW w:type="dxa" w:w="1440"/>
+          </w:tcPr>
+          <w:p>
+            <w:r>
+              <w:rPr>
+                <w:b/>
+                <w:sz w:val="18"/>
+              </w:rPr>
+              <w:t>材质</w:t>
+            </w:r>
+          </w:p>
+        </w:tc>
+        <w:tc>
+          <w:tcPr>
+            <w:tcW w:type="dxa" w:w="1440"/>
+          </w:tcPr>
+          <w:p>
+            <w:r>
+              <w:rPr>
+                <w:b/>
+                <w:sz w:val="18"/>
+              </w:rPr>
+              <w:t>季节</w:t>
+            </w:r>
+          </w:p>
+        </w:tc>
+        <w:tc>
+          <w:tcPr>
+            <w:tcW w:type="dxa" w:w="1440"/>
+          </w:tcPr>
+          <w:p>
+            <w:r>
+              <w:rPr>
+                <w:b/>
+                <w:sz w:val="18"/>
+              </w:rPr>
+              <w:t>出厂价 (¥)</w:t>
+            </w:r>
+          </w:p>
+        </w:tc>
+        <w:tc>
+          <w:tcPr>
+            <w:tcW w:type="dxa" w:w="1440"/>
+          </w:tcPr>
+          <w:p>
+            <w:r>
+              <w:rPr>
+                <w:b/>
+                <w:sz w:val="18"/>
+              </w:rPr>
+              <w:t>零售价 ($)</w:t>
+            </w:r>
+          </w:p>
+        </w:tc>
+      </w:tr>
+      <w:tr>
+        <w:tc>
+          <w:tcPr>
+            <w:tcW w:type="dxa" w:w="1440"/>
+          </w:tcPr>
+          <w:p>
+            <w:r>
+              <w:rPr>
+                <w:b w:val="0"/>
+                <w:sz w:val="18"/>
+              </w:rPr>
+              <w:t>TF-SN001</w:t>
+            </w:r>
+          </w:p>
+        </w:tc>
+        <w:tc>
+          <w:tcPr>
+            <w:tcW w:type="dxa" w:w="1440"/>
+          </w:tcPr>
+          <w:p>
+            <w:r>
+              <w:rPr>
+                <w:b w:val="0"/>
+                <w:sz w:val="18"/>
+              </w:rPr>
+              <w:t>羊毛呢礼帽</w:t>
+            </w:r>
+          </w:p>
+        </w:tc>
+        <w:tc>
+          <w:tcPr>
+            <w:tcW w:type="dxa" w:w="1440"/>
+          </w:tcPr>
+          <w:p>
+            <w:r>
+              <w:rPr>
+                <w:b w:val="0"/>
+                <w:sz w:val="18"/>
+              </w:rPr>
+              <w:t>70%羊毛</w:t>
+            </w:r>
+          </w:p>
+        </w:tc>
+        <w:tc>
+          <w:tcPr>
+            <w:tcW w:type="dxa" w:w="1440"/>
+          </w:tcPr>
+          <w:p>
+            <w:r>
+              <w:rPr>
+                <w:b w:val="0"/>
+                <w:sz w:val="18"/>
+              </w:rPr>
+              <w:t>秋冬</w:t>
+            </w:r>
+          </w:p>
+        </w:tc>
+        <w:tc>
+          <w:tcPr>
+            <w:tcW w:type="dxa" w:w="1440"/>
+          </w:tcPr>
+          <w:p>
+            <w:r>
+              <w:rPr>
+                <w:b w:val="0"/>
+                <w:sz w:val="18"/>
+              </w:rPr>
+              <w:t>58</w:t>
+            </w:r>
+          </w:p>
+        </w:tc>
+        <w:tc>
+          <w:tcPr>
+            <w:tcW w:type="dxa" w:w="1440"/>
+          </w:tcPr>
+          <w:p>
+            <w:r>
+              <w:rPr>
+                <w:b w:val="0"/>
+                <w:sz w:val="18"/>
+              </w:rPr>
+              <w:t>29.99</w:t>
+            </w:r>
+          </w:p>
+        </w:tc>
+      </w:tr>
+      <w:tr>
+        <w:tc>
+          <w:tcPr>
+            <w:tcW w:type="dxa" w:w="1440"/>
+          </w:tcPr>
+          <w:p>
+            <w:r>
+              <w:rPr>
+                <w:b w:val="0"/>
+                <w:sz w:val="18"/>
+              </w:rPr>
+              <w:t>TF-SN002</w:t>
+            </w:r>
+          </w:p>
+        </w:tc>
+        <w:tc>
+          <w:tcPr>
+            <w:tcW w:type="dxa" w:w="1440"/>
+          </w:tcPr>
+          <w:p>
+            <w:r>
+              <w:rPr>
+                <w:b w:val="0"/>
+                <w:sz w:val="18"/>
+              </w:rPr>
+              <w:t>针织毛线帽</w:t>
+            </w:r>
+          </w:p>
+        </w:tc>
+        <w:tc>
+          <w:tcPr>
+            <w:tcW w:type="dxa" w:w="1440"/>
+          </w:tcPr>
+          <w:p>
+            <w:r>
+              <w:rPr>
+                <w:b w:val="0"/>
+                <w:sz w:val="18"/>
+              </w:rPr>
+              <w:t>腈纶混纺</w:t>
+            </w:r>
+          </w:p>
+        </w:tc>
+        <w:tc>
+          <w:tcPr>
+            <w:tcW w:type="dxa" w:w="1440"/>
+          </w:tcPr>
+          <w:p>
+            <w:r>
+              <w:rPr>
+                <w:b w:val="0"/>
+                <w:sz w:val="18"/>
+              </w:rPr>
+              <w:t>秋冬</w:t>
+            </w:r>
+          </w:p>
+        </w:tc>
+        <w:tc>
+          <w:tcPr>
+            <w:tcW w:type="dxa" w:w="1440"/>
+          </w:tcPr>
+          <w:p>
+            <w:r>
+              <w:rPr>
+                <w:b w:val="0"/>
+                <w:sz w:val="18"/>
+              </w:rPr>
+              <w:t>20</w:t>
+            </w:r>
+          </w:p>
+        </w:tc>
+        <w:tc>
+          <w:tcPr>
+            <w:tcW w:type="dxa" w:w="1440"/>
+          </w:tcPr>
+          <w:p>
+            <w:r>
+              <w:rPr>
+                <w:b w:val="0"/>
+                <w:sz w:val="18"/>
+              </w:rPr>
+              <w:t>9.99</w:t>
+            </w:r>
+          </w:p>
+        </w:tc>
+      </w:tr>
+      <w:tr>
+        <w:tc>
+          <w:tcPr>
+            <w:tcW w:type="dxa" w:w="1440"/>
+          </w:tcPr>
+          <w:p>
+            <w:r>
+              <w:rPr>
+                <w:b w:val="0"/>
+                <w:sz w:val="18"/>
+              </w:rPr>
+              <w:t>TF-SN003</w:t>
+            </w:r>
+          </w:p>
+        </w:tc>
+        <w:tc>
+          <w:tcPr>
+            <w:tcW w:type="dxa" w:w="1440"/>
+          </w:tcPr>
+          <w:p>
+            <w:r>
+              <w:rPr>
+                <w:b w:val="0"/>
+                <w:sz w:val="18"/>
+              </w:rPr>
+              <w:t>草编遮阳帽</w:t>
+            </w:r>
+          </w:p>
+        </w:tc>
+        <w:tc>
+          <w:tcPr>
+            <w:tcW w:type="dxa" w:w="1440"/>
+          </w:tcPr>
+          <w:p>
+            <w:r>
+              <w:rPr>
+                <w:b w:val="0"/>
+                <w:sz w:val="18"/>
+              </w:rPr>
+              <w:t>天然拉菲草</w:t>
+            </w:r>
+          </w:p>
+        </w:tc>
+        <w:tc>
+          <w:tcPr>
+            <w:tcW w:type="dxa" w:w="1440"/>
+          </w:tcPr>
+          <w:p>
+            <w:r>
+              <w:rPr>
+                <w:b w:val="0"/>
+                <w:sz w:val="18"/>
+              </w:rPr>
+              <w:t>春夏</w:t>
+            </w:r>
+          </w:p>
+        </w:tc>
+        <w:tc>
+          <w:tcPr>
+            <w:tcW w:type="dxa" w:w="1440"/>
+          </w:tcPr>
+          <w:p>
+            <w:r>
+              <w:rPr>
+                <w:b w:val="0"/>
+                <w:sz w:val="18"/>
+              </w:rPr>
+              <w:t>35</w:t>
+            </w:r>
+          </w:p>
+        </w:tc>
+        <w:tc>
+          <w:tcPr>
+            <w:tcW w:type="dxa" w:w="1440"/>
+          </w:tcPr>
+          <w:p>
+            <w:r>
+              <w:rPr>
+                <w:b w:val="0"/>
+                <w:sz w:val="18"/>
+              </w:rPr>
+              <w:t>15.99</w:t>
+            </w:r>
+          </w:p>
+        </w:tc>
+      </w:tr>
+      <w:tr>
+        <w:tc>
+          <w:tcPr>
+            <w:tcW w:type="dxa" w:w="1440"/>
+          </w:tcPr>
+          <w:p>
+            <w:r>
+              <w:rPr>
+                <w:b w:val="0"/>
+                <w:sz w:val="18"/>
+              </w:rPr>
+              <w:t>TF-SN004</w:t>
+            </w:r>
+          </w:p>
+        </w:tc>
+        <w:tc>
+          <w:tcPr>
+            <w:tcW w:type="dxa" w:w="1440"/>
+          </w:tcPr>
+          <w:p>
+            <w:r>
+              <w:rPr>
+                <w:b w:val="0"/>
+                <w:sz w:val="18"/>
+              </w:rPr>
+              <w:t>速干空顶帽</w:t>
+            </w:r>
+          </w:p>
+        </w:tc>
+        <w:tc>
+          <w:tcPr>
+            <w:tcW w:type="dxa" w:w="1440"/>
+          </w:tcPr>
+          <w:p>
+            <w:r>
+              <w:rPr>
+                <w:b w:val="0"/>
+                <w:sz w:val="18"/>
+              </w:rPr>
+              <w:t>冰感涤纶</w:t>
+            </w:r>
+          </w:p>
+        </w:tc>
+        <w:tc>
+          <w:tcPr>
+            <w:tcW w:type="dxa" w:w="1440"/>
+          </w:tcPr>
+          <w:p>
+            <w:r>
+              <w:rPr>
+                <w:b w:val="0"/>
+                <w:sz w:val="18"/>
+              </w:rPr>
+              <w:t>春夏</w:t>
+            </w:r>
+          </w:p>
+        </w:tc>
+        <w:tc>
+          <w:tcPr>
+            <w:tcW w:type="dxa" w:w="1440"/>
+          </w:tcPr>
+          <w:p>
+            <w:r>
+              <w:rPr>
+                <w:b w:val="0"/>
+                <w:sz w:val="18"/>
+              </w:rPr>
+              <w:t>16</w:t>
+            </w:r>
+          </w:p>
+        </w:tc>
+        <w:tc>
+          <w:tcPr>
+            <w:tcW w:type="dxa" w:w="1440"/>
+          </w:tcPr>
+          <w:p>
+            <w:r>
+              <w:rPr>
+                <w:b w:val="0"/>
+                <w:sz w:val="18"/>
+              </w:rPr>
+              <w:t>7.99</w:t>
+            </w:r>
+          </w:p>
+        </w:tc>
+      </w:tr>
+    </w:tbl>
     <w:p>
       <w:pPr>
         <w:pStyle w:val="Heading2"/>
       </w:pPr>
       <w:r>
-        <w:rPr>
-          <w:b/>
-          <w:sz w:val="32"/>
-        </w:rPr>
-        <w:t>六、物流时效承诺</w:t>
+        <w:t>第六章 全球仓储布局</w:t>
       </w:r>
     </w:p>
-    <w:p/>
+    <w:tbl>
+      <w:tblPr>
+        <w:tblStyle w:val="TableGrid"/>
+        <w:tblW w:type="auto" w:w="0"/>
+        <w:tblLook w:firstColumn="1" w:firstRow="1" w:lastColumn="0" w:lastRow="0" w:noHBand="0" w:noVBand="1" w:val="04A0"/>
+      </w:tblPr>
+      <w:tblGrid>
+        <w:gridCol w:w="1728"/>
+        <w:gridCol w:w="1728"/>
+        <w:gridCol w:w="1728"/>
+        <w:gridCol w:w="1728"/>
+        <w:gridCol w:w="1728"/>
+      </w:tblGrid>
+      <w:tr>
+        <w:tc>
+          <w:tcPr>
+            <w:tcW w:type="dxa" w:w="1728"/>
+          </w:tcPr>
+          <w:p>
+            <w:r>
+              <w:rPr>
+                <w:b/>
+                <w:sz w:val="18"/>
+              </w:rPr>
+              <w:t>仓库</w:t>
+            </w:r>
+          </w:p>
+        </w:tc>
+        <w:tc>
+          <w:tcPr>
+            <w:tcW w:type="dxa" w:w="1728"/>
+          </w:tcPr>
+          <w:p>
+            <w:r>
+              <w:rPr>
+                <w:b/>
+                <w:sz w:val="18"/>
+              </w:rPr>
+              <w:t>地址</w:t>
+            </w:r>
+          </w:p>
+        </w:tc>
+        <w:tc>
+          <w:tcPr>
+            <w:tcW w:type="dxa" w:w="1728"/>
+          </w:tcPr>
+          <w:p>
+            <w:r>
+              <w:rPr>
+                <w:b/>
+                <w:sz w:val="18"/>
+              </w:rPr>
+              <w:t>覆盖区域</w:t>
+            </w:r>
+          </w:p>
+        </w:tc>
+        <w:tc>
+          <w:tcPr>
+            <w:tcW w:type="dxa" w:w="1728"/>
+          </w:tcPr>
+          <w:p>
+            <w:r>
+              <w:rPr>
+                <w:b/>
+                <w:sz w:val="18"/>
+              </w:rPr>
+              <w:t>面积 (㎡)</w:t>
+            </w:r>
+          </w:p>
+        </w:tc>
+        <w:tc>
+          <w:tcPr>
+            <w:tcW w:type="dxa" w:w="1728"/>
+          </w:tcPr>
+          <w:p>
+            <w:r>
+              <w:rPr>
+                <w:b/>
+                <w:sz w:val="18"/>
+              </w:rPr>
+              <w:t>日均处理</w:t>
+            </w:r>
+          </w:p>
+        </w:tc>
+      </w:tr>
+      <w:tr>
+        <w:tc>
+          <w:tcPr>
+            <w:tcW w:type="dxa" w:w="1728"/>
+          </w:tcPr>
+          <w:p>
+            <w:r>
+              <w:rPr>
+                <w:b w:val="0"/>
+                <w:sz w:val="18"/>
+              </w:rPr>
+              <w:t>深圳总仓</w:t>
+            </w:r>
+          </w:p>
+        </w:tc>
+        <w:tc>
+          <w:tcPr>
+            <w:tcW w:type="dxa" w:w="1728"/>
+          </w:tcPr>
+          <w:p>
+            <w:r>
+              <w:rPr>
+                <w:b w:val="0"/>
+                <w:sz w:val="18"/>
+              </w:rPr>
+              <w:t>深圳市龙岗区坂田街道</w:t>
+            </w:r>
+          </w:p>
+        </w:tc>
+        <w:tc>
+          <w:tcPr>
+            <w:tcW w:type="dxa" w:w="1728"/>
+          </w:tcPr>
+          <w:p>
+            <w:r>
+              <w:rPr>
+                <w:b w:val="0"/>
+                <w:sz w:val="18"/>
+              </w:rPr>
+              <w:t>全球集货</w:t>
+            </w:r>
+          </w:p>
+        </w:tc>
+        <w:tc>
+          <w:tcPr>
+            <w:tcW w:type="dxa" w:w="1728"/>
+          </w:tcPr>
+          <w:p>
+            <w:r>
+              <w:rPr>
+                <w:b w:val="0"/>
+                <w:sz w:val="18"/>
+              </w:rPr>
+              <w:t>8,000</w:t>
+            </w:r>
+          </w:p>
+        </w:tc>
+        <w:tc>
+          <w:tcPr>
+            <w:tcW w:type="dxa" w:w="1728"/>
+          </w:tcPr>
+          <w:p>
+            <w:r>
+              <w:rPr>
+                <w:b w:val="0"/>
+                <w:sz w:val="18"/>
+              </w:rPr>
+              <w:t>15,000 单</w:t>
+            </w:r>
+          </w:p>
+        </w:tc>
+      </w:tr>
+      <w:tr>
+        <w:tc>
+          <w:tcPr>
+            <w:tcW w:type="dxa" w:w="1728"/>
+          </w:tcPr>
+          <w:p>
+            <w:r>
+              <w:rPr>
+                <w:b w:val="0"/>
+                <w:sz w:val="18"/>
+              </w:rPr>
+              <w:t>洛杉矶海外仓</w:t>
+            </w:r>
+          </w:p>
+        </w:tc>
+        <w:tc>
+          <w:tcPr>
+            <w:tcW w:type="dxa" w:w="1728"/>
+          </w:tcPr>
+          <w:p>
+            <w:r>
+              <w:rPr>
+                <w:b w:val="0"/>
+                <w:sz w:val="18"/>
+              </w:rPr>
+              <w:t>1230 E Olympic Blvd, LA</w:t>
+            </w:r>
+          </w:p>
+        </w:tc>
+        <w:tc>
+          <w:tcPr>
+            <w:tcW w:type="dxa" w:w="1728"/>
+          </w:tcPr>
+          <w:p>
+            <w:r>
+              <w:rPr>
+                <w:b w:val="0"/>
+                <w:sz w:val="18"/>
+              </w:rPr>
+              <w:t>北美</w:t>
+            </w:r>
+          </w:p>
+        </w:tc>
+        <w:tc>
+          <w:tcPr>
+            <w:tcW w:type="dxa" w:w="1728"/>
+          </w:tcPr>
+          <w:p>
+            <w:r>
+              <w:rPr>
+                <w:b w:val="0"/>
+                <w:sz w:val="18"/>
+              </w:rPr>
+              <w:t>3,500</w:t>
+            </w:r>
+          </w:p>
+        </w:tc>
+        <w:tc>
+          <w:tcPr>
+            <w:tcW w:type="dxa" w:w="1728"/>
+          </w:tcPr>
+          <w:p>
+            <w:r>
+              <w:rPr>
+                <w:b w:val="0"/>
+                <w:sz w:val="18"/>
+              </w:rPr>
+              <w:t>5,000 单</w:t>
+            </w:r>
+          </w:p>
+        </w:tc>
+      </w:tr>
+      <w:tr>
+        <w:tc>
+          <w:tcPr>
+            <w:tcW w:type="dxa" w:w="1728"/>
+          </w:tcPr>
+          <w:p>
+            <w:r>
+              <w:rPr>
+                <w:b w:val="0"/>
+                <w:sz w:val="18"/>
+              </w:rPr>
+              <w:t>汉堡海外仓</w:t>
+            </w:r>
+          </w:p>
+        </w:tc>
+        <w:tc>
+          <w:tcPr>
+            <w:tcW w:type="dxa" w:w="1728"/>
+          </w:tcPr>
+          <w:p>
+            <w:r>
+              <w:rPr>
+                <w:b w:val="0"/>
+                <w:sz w:val="18"/>
+              </w:rPr>
+              <w:t>Wendenstraße 29, Hamburg</w:t>
+            </w:r>
+          </w:p>
+        </w:tc>
+        <w:tc>
+          <w:tcPr>
+            <w:tcW w:type="dxa" w:w="1728"/>
+          </w:tcPr>
+          <w:p>
+            <w:r>
+              <w:rPr>
+                <w:b w:val="0"/>
+                <w:sz w:val="18"/>
+              </w:rPr>
+              <w:t>欧盟</w:t>
+            </w:r>
+          </w:p>
+        </w:tc>
+        <w:tc>
+          <w:tcPr>
+            <w:tcW w:type="dxa" w:w="1728"/>
+          </w:tcPr>
+          <w:p>
+            <w:r>
+              <w:rPr>
+                <w:b w:val="0"/>
+                <w:sz w:val="18"/>
+              </w:rPr>
+              <w:t>2,800</w:t>
+            </w:r>
+          </w:p>
+        </w:tc>
+        <w:tc>
+          <w:tcPr>
+            <w:tcW w:type="dxa" w:w="1728"/>
+          </w:tcPr>
+          <w:p>
+            <w:r>
+              <w:rPr>
+                <w:b w:val="0"/>
+                <w:sz w:val="18"/>
+              </w:rPr>
+              <w:t>3,500 单</w:t>
+            </w:r>
+          </w:p>
+        </w:tc>
+      </w:tr>
+      <w:tr>
+        <w:tc>
+          <w:tcPr>
+            <w:tcW w:type="dxa" w:w="1728"/>
+          </w:tcPr>
+          <w:p>
+            <w:r>
+              <w:rPr>
+                <w:b w:val="0"/>
+                <w:sz w:val="18"/>
+              </w:rPr>
+              <w:t>大阪海外仓</w:t>
+            </w:r>
+          </w:p>
+        </w:tc>
+        <w:tc>
+          <w:tcPr>
+            <w:tcW w:type="dxa" w:w="1728"/>
+          </w:tcPr>
+          <w:p>
+            <w:r>
+              <w:rPr>
+                <w:b w:val="0"/>
+                <w:sz w:val="18"/>
+              </w:rPr>
+              <w:t>大阪市住之江区南港東 4-5-2</w:t>
+            </w:r>
+          </w:p>
+        </w:tc>
+        <w:tc>
+          <w:tcPr>
+            <w:tcW w:type="dxa" w:w="1728"/>
+          </w:tcPr>
+          <w:p>
+            <w:r>
+              <w:rPr>
+                <w:b w:val="0"/>
+                <w:sz w:val="18"/>
+              </w:rPr>
+              <w:t>日本</w:t>
+            </w:r>
+          </w:p>
+        </w:tc>
+        <w:tc>
+          <w:tcPr>
+            <w:tcW w:type="dxa" w:w="1728"/>
+          </w:tcPr>
+          <w:p>
+            <w:r>
+              <w:rPr>
+                <w:b w:val="0"/>
+                <w:sz w:val="18"/>
+              </w:rPr>
+              <w:t>1,200</w:t>
+            </w:r>
+          </w:p>
+        </w:tc>
+        <w:tc>
+          <w:tcPr>
+            <w:tcW w:type="dxa" w:w="1728"/>
+          </w:tcPr>
+          <w:p>
+            <w:r>
+              <w:rPr>
+                <w:b w:val="0"/>
+                <w:sz w:val="18"/>
+              </w:rPr>
+              <w:t>2,000 单</w:t>
+            </w:r>
+          </w:p>
+        </w:tc>
+      </w:tr>
+    </w:tbl>
+    <w:p>
+      <w:pPr>
+        <w:pStyle w:val="Heading2"/>
+      </w:pPr>
+      <w:r>
+        <w:t>第七章 物流时效承诺</w:t>
+      </w:r>
+    </w:p>
+    <w:tbl>
+      <w:tblPr>
+        <w:tblStyle w:val="TableGrid"/>
+        <w:tblW w:type="auto" w:w="0"/>
+        <w:tblLook w:firstColumn="1" w:firstRow="1" w:lastColumn="0" w:lastRow="0" w:noHBand="0" w:noVBand="1" w:val="04A0"/>
+      </w:tblPr>
+      <w:tblGrid>
+        <w:gridCol w:w="2160"/>
+        <w:gridCol w:w="2160"/>
+        <w:gridCol w:w="2160"/>
+        <w:gridCol w:w="2160"/>
+      </w:tblGrid>
+      <w:tr>
+        <w:tc>
+          <w:tcPr>
+            <w:tcW w:type="dxa" w:w="2160"/>
+          </w:tcPr>
+          <w:p>
+            <w:r>
+              <w:rPr>
+                <w:b/>
+                <w:sz w:val="18"/>
+              </w:rPr>
+              <w:t>路线</w:t>
+            </w:r>
+          </w:p>
+        </w:tc>
+        <w:tc>
+          <w:tcPr>
+            <w:tcW w:type="dxa" w:w="2160"/>
+          </w:tcPr>
+          <w:p>
+            <w:r>
+              <w:rPr>
+                <w:b/>
+                <w:sz w:val="18"/>
+              </w:rPr>
+              <w:t>标准时效</w:t>
+            </w:r>
+          </w:p>
+        </w:tc>
+        <w:tc>
+          <w:tcPr>
+            <w:tcW w:type="dxa" w:w="2160"/>
+          </w:tcPr>
+          <w:p>
+            <w:r>
+              <w:rPr>
+                <w:b/>
+                <w:sz w:val="18"/>
+              </w:rPr>
+              <w:t>快线时效</w:t>
+            </w:r>
+          </w:p>
+        </w:tc>
+        <w:tc>
+          <w:tcPr>
+            <w:tcW w:type="dxa" w:w="2160"/>
+          </w:tcPr>
+          <w:p>
+            <w:r>
+              <w:rPr>
+                <w:b/>
+                <w:sz w:val="18"/>
+              </w:rPr>
+              <w:t>承运商</w:t>
+            </w:r>
+          </w:p>
+        </w:tc>
+      </w:tr>
+      <w:tr>
+        <w:tc>
+          <w:tcPr>
+            <w:tcW w:type="dxa" w:w="2160"/>
+          </w:tcPr>
+          <w:p>
+            <w:r>
+              <w:rPr>
+                <w:b w:val="0"/>
+                <w:sz w:val="18"/>
+              </w:rPr>
+              <w:t>中国至美西</w:t>
+            </w:r>
+          </w:p>
+        </w:tc>
+        <w:tc>
+          <w:tcPr>
+            <w:tcW w:type="dxa" w:w="2160"/>
+          </w:tcPr>
+          <w:p>
+            <w:r>
+              <w:rPr>
+                <w:b w:val="0"/>
+                <w:sz w:val="18"/>
+              </w:rPr>
+              <w:t>8-12 工作日</w:t>
+            </w:r>
+          </w:p>
+        </w:tc>
+        <w:tc>
+          <w:tcPr>
+            <w:tcW w:type="dxa" w:w="2160"/>
+          </w:tcPr>
+          <w:p>
+            <w:r>
+              <w:rPr>
+                <w:b w:val="0"/>
+                <w:sz w:val="18"/>
+              </w:rPr>
+              <w:t>5-7 工作日</w:t>
+            </w:r>
+          </w:p>
+        </w:tc>
+        <w:tc>
+          <w:tcPr>
+            <w:tcW w:type="dxa" w:w="2160"/>
+          </w:tcPr>
+          <w:p>
+            <w:r>
+              <w:rPr>
+                <w:b w:val="0"/>
+                <w:sz w:val="18"/>
+              </w:rPr>
+              <w:t>云途、燕文</w:t>
+            </w:r>
+          </w:p>
+        </w:tc>
+      </w:tr>
+      <w:tr>
+        <w:tc>
+          <w:tcPr>
+            <w:tcW w:type="dxa" w:w="2160"/>
+          </w:tcPr>
+          <w:p>
+            <w:r>
+              <w:rPr>
+                <w:b w:val="0"/>
+                <w:sz w:val="18"/>
+              </w:rPr>
+              <w:t>中国至美东</w:t>
+            </w:r>
+          </w:p>
+        </w:tc>
+        <w:tc>
+          <w:tcPr>
+            <w:tcW w:type="dxa" w:w="2160"/>
+          </w:tcPr>
+          <w:p>
+            <w:r>
+              <w:rPr>
+                <w:b w:val="0"/>
+                <w:sz w:val="18"/>
+              </w:rPr>
+              <w:t>10-15 工作日</w:t>
+            </w:r>
+          </w:p>
+        </w:tc>
+        <w:tc>
+          <w:tcPr>
+            <w:tcW w:type="dxa" w:w="2160"/>
+          </w:tcPr>
+          <w:p>
+            <w:r>
+              <w:rPr>
+                <w:b w:val="0"/>
+                <w:sz w:val="18"/>
+              </w:rPr>
+              <w:t>7-9 工作日</w:t>
+            </w:r>
+          </w:p>
+        </w:tc>
+        <w:tc>
+          <w:tcPr>
+            <w:tcW w:type="dxa" w:w="2160"/>
+          </w:tcPr>
+          <w:p>
+            <w:r>
+              <w:rPr>
+                <w:b w:val="0"/>
+                <w:sz w:val="18"/>
+              </w:rPr>
+              <w:t>DHL eCommerce</w:t>
+            </w:r>
+          </w:p>
+        </w:tc>
+      </w:tr>
+      <w:tr>
+        <w:tc>
+          <w:tcPr>
+            <w:tcW w:type="dxa" w:w="2160"/>
+          </w:tcPr>
+          <w:p>
+            <w:r>
+              <w:rPr>
+                <w:b w:val="0"/>
+                <w:sz w:val="18"/>
+              </w:rPr>
+              <w:t>中国至欧盟</w:t>
+            </w:r>
+          </w:p>
+        </w:tc>
+        <w:tc>
+          <w:tcPr>
+            <w:tcW w:type="dxa" w:w="2160"/>
+          </w:tcPr>
+          <w:p>
+            <w:r>
+              <w:rPr>
+                <w:b w:val="0"/>
+                <w:sz w:val="18"/>
+              </w:rPr>
+              <w:t>7-10 工作日</w:t>
+            </w:r>
+          </w:p>
+        </w:tc>
+        <w:tc>
+          <w:tcPr>
+            <w:tcW w:type="dxa" w:w="2160"/>
+          </w:tcPr>
+          <w:p>
+            <w:r>
+              <w:rPr>
+                <w:b w:val="0"/>
+                <w:sz w:val="18"/>
+              </w:rPr>
+              <w:t>4-6 工作日</w:t>
+            </w:r>
+          </w:p>
+        </w:tc>
+        <w:tc>
+          <w:tcPr>
+            <w:tcW w:type="dxa" w:w="2160"/>
+          </w:tcPr>
+          <w:p>
+            <w:r>
+              <w:rPr>
+                <w:b w:val="0"/>
+                <w:sz w:val="18"/>
+              </w:rPr>
+              <w:t>4PX、万邑通</w:t>
+            </w:r>
+          </w:p>
+        </w:tc>
+      </w:tr>
+      <w:tr>
+        <w:tc>
+          <w:tcPr>
+            <w:tcW w:type="dxa" w:w="2160"/>
+          </w:tcPr>
+          <w:p>
+            <w:r>
+              <w:rPr>
+                <w:b w:val="0"/>
+                <w:sz w:val="18"/>
+              </w:rPr>
+              <w:t>中国至日本</w:t>
+            </w:r>
+          </w:p>
+        </w:tc>
+        <w:tc>
+          <w:tcPr>
+            <w:tcW w:type="dxa" w:w="2160"/>
+          </w:tcPr>
+          <w:p>
+            <w:r>
+              <w:rPr>
+                <w:b w:val="0"/>
+                <w:sz w:val="18"/>
+              </w:rPr>
+              <w:t>3-5 工作日</w:t>
+            </w:r>
+          </w:p>
+        </w:tc>
+        <w:tc>
+          <w:tcPr>
+            <w:tcW w:type="dxa" w:w="2160"/>
+          </w:tcPr>
+          <w:p>
+            <w:r>
+              <w:rPr>
+                <w:b w:val="0"/>
+                <w:sz w:val="18"/>
+              </w:rPr>
+              <w:t>2-3 工作日</w:t>
+            </w:r>
+          </w:p>
+        </w:tc>
+        <w:tc>
+          <w:tcPr>
+            <w:tcW w:type="dxa" w:w="2160"/>
+          </w:tcPr>
+          <w:p>
+            <w:r>
+              <w:rPr>
+                <w:b w:val="0"/>
+                <w:sz w:val="18"/>
+              </w:rPr>
+              <w:t>佐川急便、黑猫</w:t>
+            </w:r>
+          </w:p>
+        </w:tc>
+      </w:tr>
+      <w:tr>
+        <w:tc>
+          <w:tcPr>
+            <w:tcW w:type="dxa" w:w="2160"/>
+          </w:tcPr>
+          <w:p>
+            <w:r>
+              <w:rPr>
+                <w:b w:val="0"/>
+                <w:sz w:val="18"/>
+              </w:rPr>
+              <w:t>海外仓发货</w:t>
+            </w:r>
+          </w:p>
+        </w:tc>
+        <w:tc>
+          <w:tcPr>
+            <w:tcW w:type="dxa" w:w="2160"/>
+          </w:tcPr>
+          <w:p>
+            <w:r>
+              <w:rPr>
+                <w:b w:val="0"/>
+                <w:sz w:val="18"/>
+              </w:rPr>
+              <w:t>1-3 工作日</w:t>
+            </w:r>
+          </w:p>
+        </w:tc>
+        <w:tc>
+          <w:tcPr>
+            <w:tcW w:type="dxa" w:w="2160"/>
+          </w:tcPr>
+          <w:p>
+            <w:r>
+              <w:rPr>
+                <w:b w:val="0"/>
+                <w:sz w:val="18"/>
+              </w:rPr>
+              <w:t>次日达（部分）</w:t>
+            </w:r>
+          </w:p>
+        </w:tc>
+        <w:tc>
+          <w:tcPr>
+            <w:tcW w:type="dxa" w:w="2160"/>
+          </w:tcPr>
+          <w:p>
+            <w:r>
+              <w:rPr>
+                <w:b w:val="0"/>
+                <w:sz w:val="18"/>
+              </w:rPr>
+              <w:t>本地物流</w:t>
+            </w:r>
+          </w:p>
+        </w:tc>
+      </w:tr>
+    </w:tbl>
     <w:p>
       <w:r>
-        <w:t>路线  |  标准时效  |  快线时效  |  承运商</w:t>
+        <w:t>本章时效为对外承诺上限，实际执行标准与异常处置流程见《全球优选 · 跨境物流操作指南》。</w:t>
+      </w:r>
+    </w:p>
+    <w:p>
+      <w:pPr>
+        <w:pStyle w:val="Heading2"/>
+      </w:pPr>
+      <w:r>
+        <w:t>第八章 附则</w:t>
       </w:r>
     </w:p>
     <w:p>
       <w:r>
-        <w:t>中国→美西  |  8-12 工作日  |  5-7 工作日  |  云途/燕文</w:t>
+        <w:t>- 本手册由产品部负责解释。</w:t>
       </w:r>
     </w:p>
     <w:p>
       <w:r>
-        <w:t>中国→美东  |  10-15 工作日  |  7-9 工作日  |  DHL eCommerce</w:t>
+        <w:t>- 本手册每 6 个月复审一次；遇产品线增删、材质变更、目标市场法规更新时即时修订。</w:t>
       </w:r>
     </w:p>
     <w:p>
       <w:r>
-        <w:t>中国→欧盟  |  7-10 工作日  |  4-6 工作日  |  4PX/万邑通</w:t>
+        <w:t>- 自本版本生效之日起，v2.3 版同时废止。</w:t>
       </w:r>
     </w:p>
     <w:p>
       <w:r>
-        <w:t>中国→日本  |  3-5 工作日  |  2-3 工作日  |  佐川急便/黑猫</w:t>
+        <w:t>- 本手册为公司内部资料，禁止以任何形式对外提供，违反者按公司保密制度处理。</w:t>
       </w:r>
     </w:p>
     <w:p>
       <w:r>
-        <w:t>海外仓发货  |  1-3 工作日  |  次日达（部分）  |  本地物流</w:t>
+        <w:t>- 关联文件：《全球优选 · 供应商管理制度》《全球优选 · 跨境售后与退换货政策》《全球优选 · 跨境物流操作指南》。</w:t>
       </w:r>
     </w:p>
-    <w:p/>
-    <w:p>
-      <w:r>
-        <w:t>────────────────────────────────────────────────────────────</w:t>
-      </w:r>
-    </w:p>
-    <w:p/>
-    <w:p>
-      <w:r>
-        <w:t>*文档编号: DOC-PRD-2026-001 | 制作：产品部 | 审核：陈总监*</w:t>
-      </w:r>
-    </w:p>
-    <w:p/>
     <w:sectPr>
       <w:pgSz w:w="12240" w:h="15840"/>
       <w:pgMar w:top="1440" w:right="1800" w:bottom="1440" w:left="1800" w:header="720" w:footer="720" w:gutter="0"/>
